--- a/Received/LKG/lkg, nepali.docx
+++ b/Received/LKG/lkg, nepali.docx
@@ -207,6 +207,7 @@
           </wp:anchor>
         </w:drawing>
       </w:r>
+      <w:proofErr w:type="spellStart"/>
       <w:r>
         <w:rPr>
           <w:rFonts w:ascii="Preeti" w:hAnsi="Preeti"/>
@@ -215,8 +216,77 @@
           <w:sz w:val="40"/>
           <w:szCs w:val="40"/>
         </w:rPr>
-        <w:t>u|Lg ;f];fO6L klAns :s'n</w:t>
-      </w:r>
+        <w:t>u|</w:t>
+      </w:r>
+      <w:proofErr w:type="gramStart"/>
+      <w:r>
+        <w:rPr>
+          <w:rFonts w:ascii="Preeti" w:hAnsi="Preeti"/>
+          <w:b/>
+          <w:bCs/>
+          <w:sz w:val="40"/>
+          <w:szCs w:val="40"/>
+        </w:rPr>
+        <w:t>Lg</w:t>
+      </w:r>
+      <w:proofErr w:type="spellEnd"/>
+      <w:r>
+        <w:rPr>
+          <w:rFonts w:ascii="Preeti" w:hAnsi="Preeti"/>
+          <w:b/>
+          <w:bCs/>
+          <w:sz w:val="40"/>
+          <w:szCs w:val="40"/>
+        </w:rPr>
+        <w:t xml:space="preserve"> ;f];fO</w:t>
+      </w:r>
+      <w:proofErr w:type="gramEnd"/>
+      <w:r>
+        <w:rPr>
+          <w:rFonts w:ascii="Preeti" w:hAnsi="Preeti"/>
+          <w:b/>
+          <w:bCs/>
+          <w:sz w:val="40"/>
+          <w:szCs w:val="40"/>
+        </w:rPr>
+        <w:t xml:space="preserve">6L </w:t>
+      </w:r>
+      <w:proofErr w:type="spellStart"/>
+      <w:proofErr w:type="gramStart"/>
+      <w:r>
+        <w:rPr>
+          <w:rFonts w:ascii="Preeti" w:hAnsi="Preeti"/>
+          <w:b/>
+          <w:bCs/>
+          <w:sz w:val="40"/>
+          <w:szCs w:val="40"/>
+        </w:rPr>
+        <w:t>klAns</w:t>
+      </w:r>
+      <w:proofErr w:type="spellEnd"/>
+      <w:r>
+        <w:rPr>
+          <w:rFonts w:ascii="Preeti" w:hAnsi="Preeti"/>
+          <w:b/>
+          <w:bCs/>
+          <w:sz w:val="40"/>
+          <w:szCs w:val="40"/>
+        </w:rPr>
+        <w:t xml:space="preserve"> :</w:t>
+      </w:r>
+      <w:proofErr w:type="spellStart"/>
+      <w:r>
+        <w:rPr>
+          <w:rFonts w:ascii="Preeti" w:hAnsi="Preeti"/>
+          <w:b/>
+          <w:bCs/>
+          <w:sz w:val="40"/>
+          <w:szCs w:val="40"/>
+        </w:rPr>
+        <w:t>s'n</w:t>
+      </w:r>
+      <w:proofErr w:type="spellEnd"/>
+      <w:proofErr w:type="gramEnd"/>
     </w:p>
     <w:p>
       <w:pPr>
@@ -237,8 +307,79 @@
           <w:sz w:val="28"/>
           <w:szCs w:val="28"/>
         </w:rPr>
-        <w:t>/Tggu/–&amp;, ;f}/fxf lrtjg</w:t>
-      </w:r>
+        <w:t>/</w:t>
+      </w:r>
+      <w:proofErr w:type="spellStart"/>
+      <w:r>
+        <w:rPr>
+          <w:rFonts w:ascii="Preeti" w:hAnsi="Preeti"/>
+          <w:b/>
+          <w:sz w:val="28"/>
+          <w:szCs w:val="28"/>
+        </w:rPr>
+        <w:t>Tggu</w:t>
+      </w:r>
+      <w:proofErr w:type="spellEnd"/>
+      <w:r>
+        <w:rPr>
+          <w:rFonts w:ascii="Preeti" w:hAnsi="Preeti"/>
+          <w:b/>
+          <w:sz w:val="28"/>
+          <w:szCs w:val="28"/>
+        </w:rPr>
+        <w:t>/–&amp;</w:t>
+      </w:r>
+      <w:proofErr w:type="gramStart"/>
+      <w:r>
+        <w:rPr>
+          <w:rFonts w:ascii="Preeti" w:hAnsi="Preeti"/>
+          <w:b/>
+          <w:sz w:val="28"/>
+          <w:szCs w:val="28"/>
+        </w:rPr>
+        <w:t>, ;f</w:t>
+      </w:r>
+      <w:proofErr w:type="gramEnd"/>
+      <w:r>
+        <w:rPr>
+          <w:rFonts w:ascii="Preeti" w:hAnsi="Preeti"/>
+          <w:b/>
+          <w:sz w:val="28"/>
+          <w:szCs w:val="28"/>
+        </w:rPr>
+        <w:t>}/</w:t>
+      </w:r>
+      <w:proofErr w:type="spellStart"/>
+      <w:r>
+        <w:rPr>
+          <w:rFonts w:ascii="Preeti" w:hAnsi="Preeti"/>
+          <w:b/>
+          <w:sz w:val="28"/>
+          <w:szCs w:val="28"/>
+        </w:rPr>
+        <w:t>fxf</w:t>
+      </w:r>
+      <w:proofErr w:type="spellEnd"/>
+      <w:r>
+        <w:rPr>
+          <w:rFonts w:ascii="Preeti" w:hAnsi="Preeti"/>
+          <w:b/>
+          <w:sz w:val="28"/>
+          <w:szCs w:val="28"/>
+        </w:rPr>
+        <w:t xml:space="preserve"> </w:t>
+      </w:r>
+      <w:proofErr w:type="spellStart"/>
+      <w:r>
+        <w:rPr>
+          <w:rFonts w:ascii="Preeti" w:hAnsi="Preeti"/>
+          <w:b/>
+          <w:sz w:val="28"/>
+          <w:szCs w:val="28"/>
+        </w:rPr>
+        <w:t>lrtjg</w:t>
+      </w:r>
+      <w:proofErr w:type="spellEnd"/>
     </w:p>
     <w:p>
       <w:pPr>
@@ -252,6 +393,8 @@
           <w:szCs w:val="40"/>
         </w:rPr>
       </w:pPr>
+      <w:proofErr w:type="spellStart"/>
+      <w:proofErr w:type="gramStart"/>
       <w:r>
         <w:rPr>
           <w:rFonts w:ascii="Preeti" w:hAnsi="Preeti"/>
@@ -260,7 +403,29 @@
           <w:szCs w:val="36"/>
           <w:u w:val="single"/>
         </w:rPr>
-        <w:t>jflif{s</w:t>
+        <w:t>jflif</w:t>
+      </w:r>
+      <w:proofErr w:type="spellEnd"/>
+      <w:r>
+        <w:rPr>
+          <w:rFonts w:ascii="Preeti" w:hAnsi="Preeti"/>
+          <w:b/>
+          <w:sz w:val="36"/>
+          <w:szCs w:val="36"/>
+          <w:u w:val="single"/>
+        </w:rPr>
+        <w:t>{</w:t>
+      </w:r>
+      <w:proofErr w:type="gramEnd"/>
+      <w:r>
+        <w:rPr>
+          <w:rFonts w:ascii="Preeti" w:hAnsi="Preeti"/>
+          <w:b/>
+          <w:sz w:val="36"/>
+          <w:szCs w:val="36"/>
+          <w:u w:val="single"/>
+        </w:rPr>
+        <w:t>s</w:t>
       </w:r>
       <w:r>
         <w:rPr>
@@ -323,6 +488,7 @@
           <w:lang w:eastAsia="zh-CN" w:bidi="hi-IN"/>
         </w:rPr>
       </w:pPr>
+      <w:proofErr w:type="spellStart"/>
       <w:r>
         <w:rPr>
           <w:rFonts w:ascii="Preeti" w:hAnsi="Preeti"/>
@@ -330,8 +496,19 @@
           <w:bCs/>
           <w:sz w:val="36"/>
         </w:rPr>
-        <w:t xml:space="preserve">sIff M– </w:t>
-      </w:r>
+        <w:t>sIff</w:t>
+      </w:r>
+      <w:proofErr w:type="spellEnd"/>
+      <w:r>
+        <w:rPr>
+          <w:rFonts w:ascii="Preeti" w:hAnsi="Preeti"/>
+          <w:b/>
+          <w:bCs/>
+          <w:sz w:val="36"/>
+        </w:rPr>
+        <w:t xml:space="preserve"> M– </w:t>
+      </w:r>
+      <w:proofErr w:type="spellStart"/>
       <w:r>
         <w:rPr>
           <w:rFonts w:ascii="Preeti" w:hAnsi="Preeti" w:cs="Arial Unicode MS"/>
@@ -339,7 +516,57 @@
           <w:sz w:val="36"/>
           <w:szCs w:val="38"/>
         </w:rPr>
-        <w:t>Pn= s]= hL=</w:t>
+        <w:t>Pn</w:t>
+      </w:r>
+      <w:proofErr w:type="spellEnd"/>
+      <w:r>
+        <w:rPr>
+          <w:rFonts w:ascii="Preeti" w:hAnsi="Preeti" w:cs="Arial Unicode MS"/>
+          <w:b/>
+          <w:sz w:val="36"/>
+          <w:szCs w:val="38"/>
+        </w:rPr>
+        <w:t xml:space="preserve">= </w:t>
+      </w:r>
+      <w:proofErr w:type="gramStart"/>
+      <w:r>
+        <w:rPr>
+          <w:rFonts w:ascii="Preeti" w:hAnsi="Preeti" w:cs="Arial Unicode MS"/>
+          <w:b/>
+          <w:sz w:val="36"/>
+          <w:szCs w:val="38"/>
+        </w:rPr>
+        <w:t>s]=</w:t>
+      </w:r>
+      <w:proofErr w:type="gramEnd"/>
+      <w:r>
+        <w:rPr>
+          <w:rFonts w:ascii="Preeti" w:hAnsi="Preeti" w:cs="Arial Unicode MS"/>
+          <w:b/>
+          <w:sz w:val="36"/>
+          <w:szCs w:val="38"/>
+        </w:rPr>
+        <w:t xml:space="preserve"> </w:t>
+      </w:r>
+      <w:proofErr w:type="spellStart"/>
+      <w:r>
+        <w:rPr>
+          <w:rFonts w:ascii="Preeti" w:hAnsi="Preeti" w:cs="Arial Unicode MS"/>
+          <w:b/>
+          <w:sz w:val="36"/>
+          <w:szCs w:val="38"/>
+        </w:rPr>
+        <w:t>hL</w:t>
+      </w:r>
+      <w:proofErr w:type="spellEnd"/>
+      <w:r>
+        <w:rPr>
+          <w:rFonts w:ascii="Preeti" w:hAnsi="Preeti" w:cs="Arial Unicode MS"/>
+          <w:b/>
+          <w:sz w:val="36"/>
+          <w:szCs w:val="38"/>
+        </w:rPr>
+        <w:t>=</w:t>
       </w:r>
       <w:r>
         <w:rPr>
@@ -502,7 +729,28 @@
           <w:sz w:val="32"/>
           <w:szCs w:val="32"/>
         </w:rPr>
-        <w:t>k"0f{f</w:t>
+        <w:t>k"0</w:t>
+      </w:r>
+      <w:proofErr w:type="gramStart"/>
+      <w:r>
+        <w:rPr>
+          <w:rFonts w:ascii="Preeti" w:hAnsi="Preeti"/>
+          <w:b/>
+          <w:sz w:val="32"/>
+          <w:szCs w:val="32"/>
+        </w:rPr>
+        <w:t>f{</w:t>
+      </w:r>
+      <w:proofErr w:type="spellStart"/>
+      <w:proofErr w:type="gramEnd"/>
+      <w:r>
+        <w:rPr>
+          <w:rFonts w:ascii="Preeti" w:hAnsi="Preeti"/>
+          <w:b/>
+          <w:sz w:val="32"/>
+          <w:szCs w:val="32"/>
+        </w:rPr>
+        <w:t>f</w:t>
       </w:r>
       <w:r>
         <w:rPr>
@@ -512,7 +760,18 @@
           <w:szCs w:val="32"/>
           <w:lang w:eastAsia="zh-CN"/>
         </w:rPr>
-        <w:t>ÍM–</w:t>
+        <w:t>ÍM</w:t>
+      </w:r>
+      <w:proofErr w:type="spellEnd"/>
+      <w:r>
+        <w:rPr>
+          <w:rFonts w:ascii="Preeti" w:hAnsi="Preeti" w:cs="Times New Roman"/>
+          <w:b/>
+          <w:sz w:val="32"/>
+          <w:szCs w:val="32"/>
+          <w:lang w:eastAsia="zh-CN"/>
+        </w:rPr>
+        <w:t>–</w:t>
       </w:r>
       <w:r>
         <w:rPr>
@@ -524,6 +783,7 @@
         </w:rPr>
         <w:t xml:space="preserve"> </w:t>
       </w:r>
+      <w:proofErr w:type="gramStart"/>
       <w:r>
         <w:rPr>
           <w:rFonts w:ascii="Preeti" w:hAnsi="Preeti"/>
@@ -542,8 +802,20 @@
           <w:szCs w:val="24"/>
           <w:lang w:eastAsia="zh-CN" w:bidi="hi-IN"/>
         </w:rPr>
-        <w:t xml:space="preserve">        </w:t>
-      </w:r>
+        <w:t xml:space="preserve">   </w:t>
+      </w:r>
+      <w:proofErr w:type="gramEnd"/>
+      <w:r>
+        <w:rPr>
+          <w:rFonts w:ascii="Preeti" w:hAnsi="Preeti"/>
+          <w:bCs/>
+          <w:sz w:val="24"/>
+          <w:szCs w:val="24"/>
+          <w:lang w:eastAsia="zh-CN" w:bidi="hi-IN"/>
+        </w:rPr>
+        <w:t xml:space="preserve">     </w:t>
+      </w:r>
+      <w:proofErr w:type="spellStart"/>
       <w:r>
         <w:rPr>
           <w:rFonts w:ascii="Preeti" w:hAnsi="Preeti" w:cs="Times New Roman"/>
@@ -552,7 +824,18 @@
           <w:szCs w:val="36"/>
           <w:lang w:eastAsia="zh-CN"/>
         </w:rPr>
-        <w:t>ljifoM–</w:t>
+        <w:t>ljifoM</w:t>
+      </w:r>
+      <w:proofErr w:type="spellEnd"/>
+      <w:r>
+        <w:rPr>
+          <w:rFonts w:ascii="Preeti" w:hAnsi="Preeti" w:cs="Times New Roman"/>
+          <w:b/>
+          <w:sz w:val="36"/>
+          <w:szCs w:val="36"/>
+          <w:lang w:eastAsia="zh-CN"/>
+        </w:rPr>
+        <w:t>–</w:t>
       </w:r>
       <w:r>
         <w:rPr>
@@ -564,6 +847,7 @@
         </w:rPr>
         <w:t xml:space="preserve"> </w:t>
       </w:r>
+      <w:proofErr w:type="gramStart"/>
       <w:r>
         <w:rPr>
           <w:rFonts w:ascii="Preeti" w:hAnsi="Preeti" w:cs="Times New Roman"/>
@@ -572,8 +856,21 @@
           <w:szCs w:val="36"/>
           <w:lang w:eastAsia="zh-CN"/>
         </w:rPr>
-        <w:t>g]kfnL</w:t>
-      </w:r>
+        <w:t>g]</w:t>
+      </w:r>
+      <w:proofErr w:type="spellStart"/>
+      <w:r>
+        <w:rPr>
+          <w:rFonts w:ascii="Preeti" w:hAnsi="Preeti" w:cs="Times New Roman"/>
+          <w:b/>
+          <w:sz w:val="36"/>
+          <w:szCs w:val="36"/>
+          <w:lang w:eastAsia="zh-CN"/>
+        </w:rPr>
+        <w:t>kfnL</w:t>
+      </w:r>
+      <w:proofErr w:type="spellEnd"/>
+      <w:proofErr w:type="gramEnd"/>
       <w:r>
         <w:rPr>
           <w:rFonts w:ascii="Preeti" w:hAnsi="Preeti"/>
@@ -631,6 +928,8 @@
                 <w:szCs w:val="40"/>
               </w:rPr>
             </w:pPr>
+            <w:proofErr w:type="spellStart"/>
+            <w:proofErr w:type="gramStart"/>
             <w:r>
               <w:rPr>
                 <w:rFonts w:ascii="Preeti" w:hAnsi="Preeti"/>
@@ -639,7 +938,18 @@
                 <w:sz w:val="40"/>
                 <w:szCs w:val="40"/>
               </w:rPr>
-              <w:t xml:space="preserve">gfd </w:t>
+              <w:t>gfd</w:t>
+            </w:r>
+            <w:proofErr w:type="spellEnd"/>
+            <w:r>
+              <w:rPr>
+                <w:rFonts w:ascii="Preeti" w:hAnsi="Preeti"/>
+                <w:b/>
+                <w:bCs/>
+                <w:sz w:val="40"/>
+                <w:szCs w:val="40"/>
+              </w:rPr>
+              <w:t xml:space="preserve"> </w:t>
             </w:r>
             <w:r>
               <w:rPr>
@@ -649,7 +959,18 @@
                 <w:sz w:val="40"/>
                 <w:szCs w:val="40"/>
               </w:rPr>
-              <w:t xml:space="preserve">: </w:t>
+              <w:t>:</w:t>
+            </w:r>
+            <w:proofErr w:type="gramEnd"/>
+            <w:r>
+              <w:rPr>
+                <w:rFonts w:ascii="Times New Roman" w:hAnsi="Times New Roman"/>
+                <w:b/>
+                <w:bCs/>
+                <w:sz w:val="40"/>
+                <w:szCs w:val="40"/>
+              </w:rPr>
+              <w:t xml:space="preserve"> </w:t>
             </w:r>
             <w:r>
               <w:rPr>
@@ -659,7 +980,84 @@
                 <w:sz w:val="40"/>
                 <w:szCs w:val="40"/>
               </w:rPr>
-              <w:t>====================================================/f]n g+=============;]S;g M</w:t>
+              <w:t>====================================================/</w:t>
+            </w:r>
+            <w:proofErr w:type="gramStart"/>
+            <w:r>
+              <w:rPr>
+                <w:rFonts w:ascii="Preeti" w:hAnsi="Preeti"/>
+                <w:b/>
+                <w:bCs/>
+                <w:sz w:val="40"/>
+                <w:szCs w:val="40"/>
+              </w:rPr>
+              <w:t>f]n</w:t>
+            </w:r>
+            <w:proofErr w:type="gramEnd"/>
+            <w:r>
+              <w:rPr>
+                <w:rFonts w:ascii="Preeti" w:hAnsi="Preeti"/>
+                <w:b/>
+                <w:bCs/>
+                <w:sz w:val="40"/>
+                <w:szCs w:val="40"/>
+              </w:rPr>
+              <w:t xml:space="preserve"> g+=============</w:t>
+            </w:r>
+            <w:proofErr w:type="gramStart"/>
+            <w:r>
+              <w:rPr>
+                <w:rFonts w:ascii="Preeti" w:hAnsi="Preeti"/>
+                <w:b/>
+                <w:bCs/>
+                <w:sz w:val="40"/>
+                <w:szCs w:val="40"/>
+              </w:rPr>
+              <w:t>;]</w:t>
+            </w:r>
+            <w:proofErr w:type="spellStart"/>
+            <w:r>
+              <w:rPr>
+                <w:rFonts w:ascii="Preeti" w:hAnsi="Preeti"/>
+                <w:b/>
+                <w:bCs/>
+                <w:sz w:val="40"/>
+                <w:szCs w:val="40"/>
+              </w:rPr>
+              <w:t>S</w:t>
+            </w:r>
+            <w:proofErr w:type="gramEnd"/>
+            <w:r>
+              <w:rPr>
+                <w:rFonts w:ascii="Preeti" w:hAnsi="Preeti"/>
+                <w:b/>
+                <w:bCs/>
+                <w:sz w:val="40"/>
+                <w:szCs w:val="40"/>
+              </w:rPr>
+              <w:t>;g</w:t>
+            </w:r>
+            <w:proofErr w:type="spellEnd"/>
+            <w:r>
+              <w:rPr>
+                <w:rFonts w:ascii="Preeti" w:hAnsi="Preeti"/>
+                <w:b/>
+                <w:bCs/>
+                <w:sz w:val="40"/>
+                <w:szCs w:val="40"/>
+              </w:rPr>
+              <w:t xml:space="preserve"> </w:t>
+            </w:r>
+            <w:proofErr w:type="gramStart"/>
+            <w:r>
+              <w:rPr>
+                <w:rFonts w:ascii="Preeti" w:hAnsi="Preeti"/>
+                <w:b/>
+                <w:bCs/>
+                <w:sz w:val="40"/>
+                <w:szCs w:val="40"/>
+              </w:rPr>
+              <w:t>M</w:t>
             </w:r>
             <w:r>
               <w:rPr>
@@ -679,7 +1077,18 @@
                 <w:sz w:val="40"/>
                 <w:szCs w:val="40"/>
               </w:rPr>
-              <w:t>================</w:t>
+              <w:t>=</w:t>
+            </w:r>
+            <w:proofErr w:type="gramEnd"/>
+            <w:r>
+              <w:rPr>
+                <w:rFonts w:ascii="Preeti" w:hAnsi="Preeti"/>
+                <w:b/>
+                <w:bCs/>
+                <w:sz w:val="40"/>
+                <w:szCs w:val="40"/>
+              </w:rPr>
+              <w:t>===============</w:t>
             </w:r>
             <w:r>
               <w:rPr>
@@ -784,7 +1193,7 @@
                 </mc:Choice>
                 <mc:Fallback>
                   <w:pict>
-                    <v:rect w14:anchorId="75C8779B" id="Rectangle 2" o:spid="_x0000_s1026" style="position:absolute;margin-left:450pt;margin-top:4.95pt;width:81pt;height:36.75pt;z-index:251657728;visibility:visible;mso-wrap-style:square;mso-width-percent:0;mso-height-percent:0;mso-wrap-distance-left:9pt;mso-wrap-distance-top:0;mso-wrap-distance-right:9pt;mso-wrap-distance-bottom:0;mso-position-horizontal:absolute;mso-position-horizontal-relative:text;mso-position-vertical:absolute;mso-position-vertical-relative:text;mso-width-percent:0;mso-height-percent:0;mso-width-relative:page;mso-height-relative:page;v-text-anchor:top" o:gfxdata="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" strokeweight="1.5pt"/>
+                    <v:rect w14:anchorId="1FD84B03" id="Rectangle 2" o:spid="_x0000_s1026" style="position:absolute;margin-left:450pt;margin-top:4.95pt;width:81pt;height:36.75pt;z-index:251657728;visibility:visible;mso-wrap-style:square;mso-width-percent:0;mso-height-percent:0;mso-wrap-distance-left:9pt;mso-wrap-distance-top:0;mso-wrap-distance-right:9pt;mso-wrap-distance-bottom:0;mso-position-horizontal:absolute;mso-position-horizontal-relative:text;mso-position-vertical:absolute;mso-position-vertical-relative:text;mso-width-percent:0;mso-height-percent:0;mso-width-relative:page;mso-height-relative:page;v-text-anchor:top" o:gfxdata="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" strokeweight="1.5pt"/>
                   </w:pict>
                 </mc:Fallback>
               </mc:AlternateContent>
@@ -815,6 +1224,7 @@
               </w:rPr>
               <w:t xml:space="preserve">              _________________________         ______________________        </w:t>
             </w:r>
+            <w:proofErr w:type="spellStart"/>
             <w:r>
               <w:rPr>
                 <w:rFonts w:ascii="Preeti" w:hAnsi="Preeti"/>
@@ -823,7 +1233,40 @@
                 <w:sz w:val="36"/>
                 <w:szCs w:val="36"/>
               </w:rPr>
-              <w:t>s'n k|fKtf</w:t>
+              <w:t>s'n</w:t>
+            </w:r>
+            <w:proofErr w:type="spellEnd"/>
+            <w:r>
+              <w:rPr>
+                <w:rFonts w:ascii="Preeti" w:hAnsi="Preeti"/>
+                <w:b/>
+                <w:bCs/>
+                <w:sz w:val="36"/>
+                <w:szCs w:val="36"/>
+              </w:rPr>
+              <w:t xml:space="preserve"> </w:t>
+            </w:r>
+            <w:proofErr w:type="spellStart"/>
+            <w:r>
+              <w:rPr>
+                <w:rFonts w:ascii="Preeti" w:hAnsi="Preeti"/>
+                <w:b/>
+                <w:bCs/>
+                <w:sz w:val="36"/>
+                <w:szCs w:val="36"/>
+              </w:rPr>
+              <w:t>k|</w:t>
+            </w:r>
+            <w:proofErr w:type="gramStart"/>
+            <w:r>
+              <w:rPr>
+                <w:rFonts w:ascii="Preeti" w:hAnsi="Preeti"/>
+                <w:b/>
+                <w:bCs/>
+                <w:sz w:val="36"/>
+                <w:szCs w:val="36"/>
+              </w:rPr>
+              <w:t>fKtf</w:t>
             </w:r>
             <w:r>
               <w:rPr>
@@ -832,7 +1275,17 @@
                 <w:szCs w:val="36"/>
                 <w:lang w:bidi="hi-IN"/>
               </w:rPr>
-              <w:t xml:space="preserve">Í </w:t>
+              <w:t>Í</w:t>
+            </w:r>
+            <w:proofErr w:type="spellEnd"/>
+            <w:r>
+              <w:rPr>
+                <w:rFonts w:ascii="Preeti" w:hAnsi="Preeti" w:cs="Preeti"/>
+                <w:sz w:val="36"/>
+                <w:szCs w:val="36"/>
+                <w:lang w:bidi="hi-IN"/>
+              </w:rPr>
+              <w:t xml:space="preserve"> </w:t>
             </w:r>
             <w:r>
               <w:rPr>
@@ -844,6 +1297,7 @@
               </w:rPr>
               <w:t>:</w:t>
             </w:r>
+            <w:proofErr w:type="gramEnd"/>
           </w:p>
           <w:p>
             <w:pPr>
@@ -876,8 +1330,44 @@
                 <w:sz w:val="32"/>
                 <w:szCs w:val="32"/>
               </w:rPr>
-              <w:t>lg/LIfssf] ;xL</w:t>
+              <w:t>lg/</w:t>
             </w:r>
+            <w:proofErr w:type="spellStart"/>
+            <w:r>
+              <w:rPr>
+                <w:rFonts w:ascii="Preeti" w:hAnsi="Preeti"/>
+                <w:b/>
+                <w:bCs/>
+                <w:sz w:val="32"/>
+                <w:szCs w:val="32"/>
+              </w:rPr>
+              <w:t>LIfssf</w:t>
+            </w:r>
+            <w:proofErr w:type="spellEnd"/>
+            <w:proofErr w:type="gramStart"/>
+            <w:r>
+              <w:rPr>
+                <w:rFonts w:ascii="Preeti" w:hAnsi="Preeti"/>
+                <w:b/>
+                <w:bCs/>
+                <w:sz w:val="32"/>
+                <w:szCs w:val="32"/>
+              </w:rPr>
+              <w:t>] ;</w:t>
+            </w:r>
+            <w:proofErr w:type="spellStart"/>
+            <w:r>
+              <w:rPr>
+                <w:rFonts w:ascii="Preeti" w:hAnsi="Preeti"/>
+                <w:b/>
+                <w:bCs/>
+                <w:sz w:val="32"/>
+                <w:szCs w:val="32"/>
+              </w:rPr>
+              <w:t>xL</w:t>
+            </w:r>
+            <w:proofErr w:type="spellEnd"/>
+            <w:proofErr w:type="gramEnd"/>
             <w:r>
               <w:rPr>
                 <w:rFonts w:ascii="Times New Roman" w:hAnsi="Times New Roman"/>
@@ -896,8 +1386,44 @@
                 <w:sz w:val="32"/>
                 <w:szCs w:val="32"/>
               </w:rPr>
-              <w:t>k/LIfssf] ;xL</w:t>
+              <w:t>k/</w:t>
             </w:r>
+            <w:proofErr w:type="spellStart"/>
+            <w:r>
+              <w:rPr>
+                <w:rFonts w:ascii="Preeti" w:hAnsi="Preeti"/>
+                <w:b/>
+                <w:bCs/>
+                <w:sz w:val="32"/>
+                <w:szCs w:val="32"/>
+              </w:rPr>
+              <w:t>LIfssf</w:t>
+            </w:r>
+            <w:proofErr w:type="spellEnd"/>
+            <w:proofErr w:type="gramStart"/>
+            <w:r>
+              <w:rPr>
+                <w:rFonts w:ascii="Preeti" w:hAnsi="Preeti"/>
+                <w:b/>
+                <w:bCs/>
+                <w:sz w:val="32"/>
+                <w:szCs w:val="32"/>
+              </w:rPr>
+              <w:t>] ;</w:t>
+            </w:r>
+            <w:proofErr w:type="spellStart"/>
+            <w:r>
+              <w:rPr>
+                <w:rFonts w:ascii="Preeti" w:hAnsi="Preeti"/>
+                <w:b/>
+                <w:bCs/>
+                <w:sz w:val="32"/>
+                <w:szCs w:val="32"/>
+              </w:rPr>
+              <w:t>xL</w:t>
+            </w:r>
+            <w:proofErr w:type="spellEnd"/>
+            <w:proofErr w:type="gramEnd"/>
             <w:r>
               <w:rPr>
                 <w:rFonts w:ascii="Times New Roman" w:hAnsi="Times New Roman"/>
@@ -929,6 +1455,7 @@
           <w:szCs w:val="44"/>
         </w:rPr>
       </w:pPr>
+      <w:proofErr w:type="gramStart"/>
       <w:r>
         <w:rPr>
           <w:rFonts w:ascii="Preeti" w:hAnsi="Preeti"/>
@@ -938,24 +1465,167 @@
         </w:rPr>
         <w:t>!=</w:t>
       </w:r>
-      <w:r>
-        <w:rPr>
-          <w:rFonts w:ascii="Preeti" w:hAnsi="Preeti"/>
-          <w:b/>
-          <w:sz w:val="44"/>
-          <w:szCs w:val="44"/>
-        </w:rPr>
-        <w:tab/>
-      </w:r>
-      <w:r>
-        <w:rPr>
-          <w:rFonts w:ascii="Preeti" w:hAnsi="Preeti"/>
-          <w:b/>
-          <w:sz w:val="44"/>
-          <w:szCs w:val="44"/>
-        </w:rPr>
-        <w:t>s'g} tLg hª\unL hgfj/x¿sf] gfd n]Vg'xf];\</w:t>
-      </w:r>
+      <w:proofErr w:type="gramEnd"/>
+      <w:r>
+        <w:rPr>
+          <w:rFonts w:ascii="Preeti" w:hAnsi="Preeti"/>
+          <w:b/>
+          <w:sz w:val="44"/>
+          <w:szCs w:val="44"/>
+        </w:rPr>
+        <w:tab/>
+      </w:r>
+      <w:proofErr w:type="spellStart"/>
+      <w:r>
+        <w:rPr>
+          <w:rFonts w:ascii="Preeti" w:hAnsi="Preeti"/>
+          <w:b/>
+          <w:sz w:val="44"/>
+          <w:szCs w:val="44"/>
+        </w:rPr>
+        <w:t>s'g</w:t>
+      </w:r>
+      <w:proofErr w:type="spellEnd"/>
+      <w:r>
+        <w:rPr>
+          <w:rFonts w:ascii="Preeti" w:hAnsi="Preeti"/>
+          <w:b/>
+          <w:sz w:val="44"/>
+          <w:szCs w:val="44"/>
+        </w:rPr>
+        <w:t xml:space="preserve">} </w:t>
+      </w:r>
+      <w:proofErr w:type="spellStart"/>
+      <w:r>
+        <w:rPr>
+          <w:rFonts w:ascii="Preeti" w:hAnsi="Preeti"/>
+          <w:b/>
+          <w:sz w:val="44"/>
+          <w:szCs w:val="44"/>
+        </w:rPr>
+        <w:t>tLg</w:t>
+      </w:r>
+      <w:proofErr w:type="spellEnd"/>
+      <w:r>
+        <w:rPr>
+          <w:rFonts w:ascii="Preeti" w:hAnsi="Preeti"/>
+          <w:b/>
+          <w:sz w:val="44"/>
+          <w:szCs w:val="44"/>
+        </w:rPr>
+        <w:t xml:space="preserve"> hª\</w:t>
+      </w:r>
+      <w:proofErr w:type="spellStart"/>
+      <w:r>
+        <w:rPr>
+          <w:rFonts w:ascii="Preeti" w:hAnsi="Preeti"/>
+          <w:b/>
+          <w:sz w:val="44"/>
+          <w:szCs w:val="44"/>
+        </w:rPr>
+        <w:t>unL</w:t>
+      </w:r>
+      <w:proofErr w:type="spellEnd"/>
+      <w:r>
+        <w:rPr>
+          <w:rFonts w:ascii="Preeti" w:hAnsi="Preeti"/>
+          <w:b/>
+          <w:sz w:val="44"/>
+          <w:szCs w:val="44"/>
+        </w:rPr>
+        <w:t xml:space="preserve"> </w:t>
+      </w:r>
+      <w:proofErr w:type="spellStart"/>
+      <w:r>
+        <w:rPr>
+          <w:rFonts w:ascii="Preeti" w:hAnsi="Preeti"/>
+          <w:b/>
+          <w:sz w:val="44"/>
+          <w:szCs w:val="44"/>
+        </w:rPr>
+        <w:t>hgfj</w:t>
+      </w:r>
+      <w:proofErr w:type="spellEnd"/>
+      <w:r>
+        <w:rPr>
+          <w:rFonts w:ascii="Preeti" w:hAnsi="Preeti"/>
+          <w:b/>
+          <w:sz w:val="44"/>
+          <w:szCs w:val="44"/>
+        </w:rPr>
+        <w:t>/</w:t>
+      </w:r>
+      <w:proofErr w:type="spellStart"/>
+      <w:r>
+        <w:rPr>
+          <w:rFonts w:ascii="Preeti" w:hAnsi="Preeti"/>
+          <w:b/>
+          <w:sz w:val="44"/>
+          <w:szCs w:val="44"/>
+        </w:rPr>
+        <w:t>x¿sf</w:t>
+      </w:r>
+      <w:proofErr w:type="spellEnd"/>
+      <w:r>
+        <w:rPr>
+          <w:rFonts w:ascii="Preeti" w:hAnsi="Preeti"/>
+          <w:b/>
+          <w:sz w:val="44"/>
+          <w:szCs w:val="44"/>
+        </w:rPr>
+        <w:t xml:space="preserve">] </w:t>
+      </w:r>
+      <w:proofErr w:type="spellStart"/>
+      <w:r>
+        <w:rPr>
+          <w:rFonts w:ascii="Preeti" w:hAnsi="Preeti"/>
+          <w:b/>
+          <w:sz w:val="44"/>
+          <w:szCs w:val="44"/>
+        </w:rPr>
+        <w:t>gfd</w:t>
+      </w:r>
+      <w:proofErr w:type="spellEnd"/>
+      <w:r>
+        <w:rPr>
+          <w:rFonts w:ascii="Preeti" w:hAnsi="Preeti"/>
+          <w:b/>
+          <w:sz w:val="44"/>
+          <w:szCs w:val="44"/>
+        </w:rPr>
+        <w:t xml:space="preserve"> </w:t>
+      </w:r>
+      <w:proofErr w:type="gramStart"/>
+      <w:r>
+        <w:rPr>
+          <w:rFonts w:ascii="Preeti" w:hAnsi="Preeti"/>
+          <w:b/>
+          <w:sz w:val="44"/>
+          <w:szCs w:val="44"/>
+        </w:rPr>
+        <w:t>n]</w:t>
+      </w:r>
+      <w:proofErr w:type="spellStart"/>
+      <w:r>
+        <w:rPr>
+          <w:rFonts w:ascii="Preeti" w:hAnsi="Preeti"/>
+          <w:b/>
+          <w:sz w:val="44"/>
+          <w:szCs w:val="44"/>
+        </w:rPr>
+        <w:t>Vg'xf</w:t>
+      </w:r>
+      <w:proofErr w:type="spellEnd"/>
+      <w:r>
+        <w:rPr>
+          <w:rFonts w:ascii="Preeti" w:hAnsi="Preeti"/>
+          <w:b/>
+          <w:sz w:val="44"/>
+          <w:szCs w:val="44"/>
+        </w:rPr>
+        <w:t>];\</w:t>
+      </w:r>
+      <w:proofErr w:type="gramEnd"/>
       <w:r>
         <w:rPr>
           <w:rFonts w:ascii="Preeti" w:hAnsi="Preeti"/>
@@ -1059,7 +1729,166 @@
           <w:szCs w:val="44"/>
         </w:rPr>
         <w:tab/>
-        <w:t>s'g} tLg 3/kfn'jf hgfj/x¿sf] gfd n]Vg'xf];\ M</w:t>
+      </w:r>
+      <w:proofErr w:type="spellStart"/>
+      <w:r>
+        <w:rPr>
+          <w:rFonts w:ascii="Preeti" w:hAnsi="Preeti"/>
+          <w:b/>
+          <w:sz w:val="44"/>
+          <w:szCs w:val="44"/>
+        </w:rPr>
+        <w:t>s'g</w:t>
+      </w:r>
+      <w:proofErr w:type="spellEnd"/>
+      <w:r>
+        <w:rPr>
+          <w:rFonts w:ascii="Preeti" w:hAnsi="Preeti"/>
+          <w:b/>
+          <w:sz w:val="44"/>
+          <w:szCs w:val="44"/>
+        </w:rPr>
+        <w:t xml:space="preserve">} </w:t>
+      </w:r>
+      <w:proofErr w:type="spellStart"/>
+      <w:r>
+        <w:rPr>
+          <w:rFonts w:ascii="Preeti" w:hAnsi="Preeti"/>
+          <w:b/>
+          <w:sz w:val="44"/>
+          <w:szCs w:val="44"/>
+        </w:rPr>
+        <w:t>tLg</w:t>
+      </w:r>
+      <w:proofErr w:type="spellEnd"/>
+      <w:r>
+        <w:rPr>
+          <w:rFonts w:ascii="Preeti" w:hAnsi="Preeti"/>
+          <w:b/>
+          <w:sz w:val="44"/>
+          <w:szCs w:val="44"/>
+        </w:rPr>
+        <w:t xml:space="preserve"> 3/</w:t>
+      </w:r>
+      <w:proofErr w:type="spellStart"/>
+      <w:r>
+        <w:rPr>
+          <w:rFonts w:ascii="Preeti" w:hAnsi="Preeti"/>
+          <w:b/>
+          <w:sz w:val="44"/>
+          <w:szCs w:val="44"/>
+        </w:rPr>
+        <w:t>kfn'jf</w:t>
+      </w:r>
+      <w:proofErr w:type="spellEnd"/>
+      <w:r>
+        <w:rPr>
+          <w:rFonts w:ascii="Preeti" w:hAnsi="Preeti"/>
+          <w:b/>
+          <w:sz w:val="44"/>
+          <w:szCs w:val="44"/>
+        </w:rPr>
+        <w:t xml:space="preserve"> </w:t>
+      </w:r>
+      <w:proofErr w:type="spellStart"/>
+      <w:r>
+        <w:rPr>
+          <w:rFonts w:ascii="Preeti" w:hAnsi="Preeti"/>
+          <w:b/>
+          <w:sz w:val="44"/>
+          <w:szCs w:val="44"/>
+        </w:rPr>
+        <w:t>hgfj</w:t>
+      </w:r>
+      <w:proofErr w:type="spellEnd"/>
+      <w:r>
+        <w:rPr>
+          <w:rFonts w:ascii="Preeti" w:hAnsi="Preeti"/>
+          <w:b/>
+          <w:sz w:val="44"/>
+          <w:szCs w:val="44"/>
+        </w:rPr>
+        <w:t>/</w:t>
+      </w:r>
+      <w:proofErr w:type="spellStart"/>
+      <w:r>
+        <w:rPr>
+          <w:rFonts w:ascii="Preeti" w:hAnsi="Preeti"/>
+          <w:b/>
+          <w:sz w:val="44"/>
+          <w:szCs w:val="44"/>
+        </w:rPr>
+        <w:t>x¿sf</w:t>
+      </w:r>
+      <w:proofErr w:type="spellEnd"/>
+      <w:r>
+        <w:rPr>
+          <w:rFonts w:ascii="Preeti" w:hAnsi="Preeti"/>
+          <w:b/>
+          <w:sz w:val="44"/>
+          <w:szCs w:val="44"/>
+        </w:rPr>
+        <w:t xml:space="preserve">] </w:t>
+      </w:r>
+      <w:proofErr w:type="spellStart"/>
+      <w:r>
+        <w:rPr>
+          <w:rFonts w:ascii="Preeti" w:hAnsi="Preeti"/>
+          <w:b/>
+          <w:sz w:val="44"/>
+          <w:szCs w:val="44"/>
+        </w:rPr>
+        <w:t>gfd</w:t>
+      </w:r>
+      <w:proofErr w:type="spellEnd"/>
+      <w:r>
+        <w:rPr>
+          <w:rFonts w:ascii="Preeti" w:hAnsi="Preeti"/>
+          <w:b/>
+          <w:sz w:val="44"/>
+          <w:szCs w:val="44"/>
+        </w:rPr>
+        <w:t xml:space="preserve"> </w:t>
+      </w:r>
+      <w:proofErr w:type="gramStart"/>
+      <w:r>
+        <w:rPr>
+          <w:rFonts w:ascii="Preeti" w:hAnsi="Preeti"/>
+          <w:b/>
+          <w:sz w:val="44"/>
+          <w:szCs w:val="44"/>
+        </w:rPr>
+        <w:t>n]</w:t>
+      </w:r>
+      <w:proofErr w:type="spellStart"/>
+      <w:r>
+        <w:rPr>
+          <w:rFonts w:ascii="Preeti" w:hAnsi="Preeti"/>
+          <w:b/>
+          <w:sz w:val="44"/>
+          <w:szCs w:val="44"/>
+        </w:rPr>
+        <w:t>Vg'xf</w:t>
+      </w:r>
+      <w:proofErr w:type="spellEnd"/>
+      <w:r>
+        <w:rPr>
+          <w:rFonts w:ascii="Preeti" w:hAnsi="Preeti"/>
+          <w:b/>
+          <w:sz w:val="44"/>
+          <w:szCs w:val="44"/>
+        </w:rPr>
+        <w:t>];\</w:t>
+      </w:r>
+      <w:proofErr w:type="gramEnd"/>
+      <w:r>
+        <w:rPr>
+          <w:rFonts w:ascii="Preeti" w:hAnsi="Preeti"/>
+          <w:b/>
+          <w:sz w:val="44"/>
+          <w:szCs w:val="44"/>
+        </w:rPr>
+        <w:t xml:space="preserve"> M</w:t>
       </w:r>
       <w:r>
         <w:rPr>
@@ -1155,16 +1984,115 @@
           <w:szCs w:val="44"/>
         </w:rPr>
         <w:tab/>
-        <w:t>s'g} tLg /ª</w:t>
-      </w:r>
-      <w:r>
-        <w:rPr>
-          <w:rFonts w:ascii="Preeti" w:hAnsi="Preeti"/>
-          <w:b/>
-          <w:sz w:val="44"/>
-          <w:szCs w:val="44"/>
-        </w:rPr>
-        <w:t>sf] gfd n]Vg'xf];\ M</w:t>
+      </w:r>
+      <w:proofErr w:type="spellStart"/>
+      <w:r>
+        <w:rPr>
+          <w:rFonts w:ascii="Preeti" w:hAnsi="Preeti"/>
+          <w:b/>
+          <w:sz w:val="44"/>
+          <w:szCs w:val="44"/>
+        </w:rPr>
+        <w:t>s'g</w:t>
+      </w:r>
+      <w:proofErr w:type="spellEnd"/>
+      <w:r>
+        <w:rPr>
+          <w:rFonts w:ascii="Preeti" w:hAnsi="Preeti"/>
+          <w:b/>
+          <w:sz w:val="44"/>
+          <w:szCs w:val="44"/>
+        </w:rPr>
+        <w:t xml:space="preserve">} </w:t>
+      </w:r>
+      <w:proofErr w:type="spellStart"/>
+      <w:r>
+        <w:rPr>
+          <w:rFonts w:ascii="Preeti" w:hAnsi="Preeti"/>
+          <w:b/>
+          <w:sz w:val="44"/>
+          <w:szCs w:val="44"/>
+        </w:rPr>
+        <w:t>tLg</w:t>
+      </w:r>
+      <w:proofErr w:type="spellEnd"/>
+      <w:r>
+        <w:rPr>
+          <w:rFonts w:ascii="Preeti" w:hAnsi="Preeti"/>
+          <w:b/>
+          <w:sz w:val="44"/>
+          <w:szCs w:val="44"/>
+        </w:rPr>
+        <w:t xml:space="preserve"> /ª</w:t>
+      </w:r>
+      <w:r>
+        <w:rPr>
+          <w:rFonts w:ascii="Preeti" w:hAnsi="Preeti"/>
+          <w:b/>
+          <w:sz w:val="44"/>
+          <w:szCs w:val="44"/>
+        </w:rPr>
+        <w:t xml:space="preserve">sf] </w:t>
+      </w:r>
+      <w:proofErr w:type="spellStart"/>
+      <w:r>
+        <w:rPr>
+          <w:rFonts w:ascii="Preeti" w:hAnsi="Preeti"/>
+          <w:b/>
+          <w:sz w:val="44"/>
+          <w:szCs w:val="44"/>
+        </w:rPr>
+        <w:t>gfd</w:t>
+      </w:r>
+      <w:proofErr w:type="spellEnd"/>
+      <w:r>
+        <w:rPr>
+          <w:rFonts w:ascii="Preeti" w:hAnsi="Preeti"/>
+          <w:b/>
+          <w:sz w:val="44"/>
+          <w:szCs w:val="44"/>
+        </w:rPr>
+        <w:t xml:space="preserve"> </w:t>
+      </w:r>
+      <w:proofErr w:type="gramStart"/>
+      <w:r>
+        <w:rPr>
+          <w:rFonts w:ascii="Preeti" w:hAnsi="Preeti"/>
+          <w:b/>
+          <w:sz w:val="44"/>
+          <w:szCs w:val="44"/>
+        </w:rPr>
+        <w:t>n]</w:t>
+      </w:r>
+      <w:proofErr w:type="spellStart"/>
+      <w:r>
+        <w:rPr>
+          <w:rFonts w:ascii="Preeti" w:hAnsi="Preeti"/>
+          <w:b/>
+          <w:sz w:val="44"/>
+          <w:szCs w:val="44"/>
+        </w:rPr>
+        <w:t>Vg'xf</w:t>
+      </w:r>
+      <w:proofErr w:type="spellEnd"/>
+      <w:r>
+        <w:rPr>
+          <w:rFonts w:ascii="Preeti" w:hAnsi="Preeti"/>
+          <w:b/>
+          <w:sz w:val="44"/>
+          <w:szCs w:val="44"/>
+        </w:rPr>
+        <w:t>];\</w:t>
+      </w:r>
+      <w:proofErr w:type="gramEnd"/>
+      <w:r>
+        <w:rPr>
+          <w:rFonts w:ascii="Preeti" w:hAnsi="Preeti"/>
+          <w:b/>
+          <w:sz w:val="44"/>
+          <w:szCs w:val="44"/>
+        </w:rPr>
+        <w:t xml:space="preserve"> M</w:t>
       </w:r>
       <w:r>
         <w:rPr>
@@ -1259,7 +2187,119 @@
           <w:szCs w:val="44"/>
         </w:rPr>
         <w:tab/>
-        <w:t>jfSo k9\g'xf];\ / ;fg'{xf];\ M</w:t>
+      </w:r>
+      <w:proofErr w:type="spellStart"/>
+      <w:r>
+        <w:rPr>
+          <w:rFonts w:ascii="Preeti" w:hAnsi="Preeti"/>
+          <w:b/>
+          <w:sz w:val="44"/>
+          <w:szCs w:val="44"/>
+        </w:rPr>
+        <w:t>jfSo</w:t>
+      </w:r>
+      <w:proofErr w:type="spellEnd"/>
+      <w:r>
+        <w:rPr>
+          <w:rFonts w:ascii="Preeti" w:hAnsi="Preeti"/>
+          <w:b/>
+          <w:sz w:val="44"/>
+          <w:szCs w:val="44"/>
+        </w:rPr>
+        <w:t xml:space="preserve"> k9\</w:t>
+      </w:r>
+      <w:proofErr w:type="spellStart"/>
+      <w:r>
+        <w:rPr>
+          <w:rFonts w:ascii="Preeti" w:hAnsi="Preeti"/>
+          <w:b/>
+          <w:sz w:val="44"/>
+          <w:szCs w:val="44"/>
+        </w:rPr>
+        <w:t>g'xf</w:t>
+      </w:r>
+      <w:proofErr w:type="spellEnd"/>
+      <w:proofErr w:type="gramStart"/>
+      <w:r>
+        <w:rPr>
+          <w:rFonts w:ascii="Preeti" w:hAnsi="Preeti"/>
+          <w:b/>
+          <w:sz w:val="44"/>
+          <w:szCs w:val="44"/>
+        </w:rPr>
+        <w:t>];\</w:t>
+      </w:r>
+      <w:proofErr w:type="gramEnd"/>
+      <w:r>
+        <w:rPr>
+          <w:rFonts w:ascii="Preeti" w:hAnsi="Preeti"/>
+          <w:b/>
+          <w:sz w:val="44"/>
+          <w:szCs w:val="44"/>
+        </w:rPr>
+        <w:t xml:space="preserve"> </w:t>
+      </w:r>
+      <w:proofErr w:type="gramStart"/>
+      <w:r>
+        <w:rPr>
+          <w:rFonts w:ascii="Preeti" w:hAnsi="Preeti"/>
+          <w:b/>
+          <w:sz w:val="44"/>
+          <w:szCs w:val="44"/>
+        </w:rPr>
+        <w:t>/ ;</w:t>
+      </w:r>
+      <w:proofErr w:type="spellStart"/>
+      <w:r>
+        <w:rPr>
+          <w:rFonts w:ascii="Preeti" w:hAnsi="Preeti"/>
+          <w:b/>
+          <w:sz w:val="44"/>
+          <w:szCs w:val="44"/>
+        </w:rPr>
+        <w:t>fg</w:t>
+      </w:r>
+      <w:proofErr w:type="spellEnd"/>
+      <w:proofErr w:type="gramEnd"/>
+      <w:r>
+        <w:rPr>
+          <w:rFonts w:ascii="Preeti" w:hAnsi="Preeti"/>
+          <w:b/>
+          <w:sz w:val="44"/>
+          <w:szCs w:val="44"/>
+        </w:rPr>
+        <w:t>'{</w:t>
+      </w:r>
+      <w:proofErr w:type="spellStart"/>
+      <w:r>
+        <w:rPr>
+          <w:rFonts w:ascii="Preeti" w:hAnsi="Preeti"/>
+          <w:b/>
+          <w:sz w:val="44"/>
+          <w:szCs w:val="44"/>
+        </w:rPr>
+        <w:t>xf</w:t>
+      </w:r>
+      <w:proofErr w:type="spellEnd"/>
+      <w:proofErr w:type="gramStart"/>
+      <w:r>
+        <w:rPr>
+          <w:rFonts w:ascii="Preeti" w:hAnsi="Preeti"/>
+          <w:b/>
+          <w:sz w:val="44"/>
+          <w:szCs w:val="44"/>
+        </w:rPr>
+        <w:t>];\</w:t>
+      </w:r>
+      <w:proofErr w:type="gramEnd"/>
+      <w:r>
+        <w:rPr>
+          <w:rFonts w:ascii="Preeti" w:hAnsi="Preeti"/>
+          <w:b/>
+          <w:sz w:val="44"/>
+          <w:szCs w:val="44"/>
+        </w:rPr>
+        <w:t xml:space="preserve"> M</w:t>
       </w:r>
       <w:r>
         <w:rPr>
@@ -1300,6 +2340,7 @@
         </w:rPr>
         <w:tab/>
       </w:r>
+      <w:proofErr w:type="gramStart"/>
       <w:r>
         <w:rPr>
           <w:rFonts w:ascii="Preeti" w:hAnsi="Preeti"/>
@@ -1310,6 +2351,7 @@
         </w:rPr>
         <w:t>t]n</w:t>
       </w:r>
+      <w:proofErr w:type="gramEnd"/>
       <w:r>
         <w:rPr>
           <w:rFonts w:ascii="Preeti" w:hAnsi="Preeti"/>
@@ -1319,8 +2361,61 @@
           <w:u w:val="single"/>
         </w:rPr>
         <w:tab/>
-        <w:t>nufpm .</w:t>
-      </w:r>
+      </w:r>
+      <w:r>
+        <w:rPr>
+          <w:rFonts w:ascii="Preeti" w:hAnsi="Preeti"/>
+          <w:bCs/>
+          <w:sz w:val="44"/>
+          <w:szCs w:val="44"/>
+          <w:u w:val="single"/>
+        </w:rPr>
+        <w:tab/>
+      </w:r>
+      <w:r>
+        <w:rPr>
+          <w:rFonts w:ascii="Preeti" w:hAnsi="Preeti"/>
+          <w:bCs/>
+          <w:sz w:val="44"/>
+          <w:szCs w:val="44"/>
+          <w:u w:val="single"/>
+        </w:rPr>
+        <w:tab/>
+      </w:r>
+      <w:r>
+        <w:rPr>
+          <w:rFonts w:ascii="Preeti" w:hAnsi="Preeti"/>
+          <w:bCs/>
+          <w:sz w:val="44"/>
+          <w:szCs w:val="44"/>
+          <w:u w:val="single"/>
+        </w:rPr>
+        <w:tab/>
+      </w:r>
+      <w:proofErr w:type="spellStart"/>
+      <w:proofErr w:type="gramStart"/>
+      <w:r>
+        <w:rPr>
+          <w:rFonts w:ascii="Preeti" w:hAnsi="Preeti"/>
+          <w:bCs/>
+          <w:sz w:val="44"/>
+          <w:szCs w:val="44"/>
+          <w:u w:val="single"/>
+        </w:rPr>
+        <w:t>nufpm</w:t>
+      </w:r>
+      <w:proofErr w:type="spellEnd"/>
+      <w:r>
+        <w:rPr>
+          <w:rFonts w:ascii="Preeti" w:hAnsi="Preeti"/>
+          <w:bCs/>
+          <w:sz w:val="44"/>
+          <w:szCs w:val="44"/>
+          <w:u w:val="single"/>
+        </w:rPr>
+        <w:t xml:space="preserve"> .</w:t>
+      </w:r>
+      <w:proofErr w:type="gramEnd"/>
       <w:r>
         <w:rPr>
           <w:rFonts w:ascii="Preeti" w:hAnsi="Preeti"/>
@@ -1432,17 +2527,57 @@
           <w:szCs w:val="44"/>
         </w:rPr>
         <w:tab/>
-      </w:r>
-      <w:r>
-        <w:rPr>
-          <w:rFonts w:ascii="Preeti" w:hAnsi="Preeti"/>
-          <w:bCs/>
-          <w:sz w:val="44"/>
-          <w:szCs w:val="44"/>
-          <w:u w:val="single"/>
-        </w:rPr>
-        <w:t>ds} vfpm .</w:t>
-      </w:r>
+        <w:t xml:space="preserve">ds} </w:t>
+      </w:r>
+      <w:r>
+        <w:rPr>
+          <w:rFonts w:ascii="Preeti" w:hAnsi="Preeti"/>
+          <w:bCs/>
+          <w:sz w:val="44"/>
+          <w:szCs w:val="44"/>
+        </w:rPr>
+        <w:tab/>
+      </w:r>
+      <w:r>
+        <w:rPr>
+          <w:rFonts w:ascii="Preeti" w:hAnsi="Preeti"/>
+          <w:bCs/>
+          <w:sz w:val="44"/>
+          <w:szCs w:val="44"/>
+        </w:rPr>
+        <w:tab/>
+      </w:r>
+      <w:r>
+        <w:rPr>
+          <w:rFonts w:ascii="Preeti" w:hAnsi="Preeti"/>
+          <w:bCs/>
+          <w:sz w:val="44"/>
+          <w:szCs w:val="44"/>
+        </w:rPr>
+        <w:tab/>
+      </w:r>
+      <w:proofErr w:type="spellStart"/>
+      <w:proofErr w:type="gramStart"/>
+      <w:r>
+        <w:rPr>
+          <w:rFonts w:ascii="Preeti" w:hAnsi="Preeti"/>
+          <w:bCs/>
+          <w:sz w:val="44"/>
+          <w:szCs w:val="44"/>
+        </w:rPr>
+        <w:t>vfpm</w:t>
+      </w:r>
+      <w:proofErr w:type="spellEnd"/>
+      <w:r>
+        <w:rPr>
+          <w:rFonts w:ascii="Preeti" w:hAnsi="Preeti"/>
+          <w:bCs/>
+          <w:sz w:val="44"/>
+          <w:szCs w:val="44"/>
+        </w:rPr>
+        <w:t xml:space="preserve"> .</w:t>
+      </w:r>
+      <w:proofErr w:type="gramEnd"/>
       <w:r>
         <w:rPr>
           <w:rFonts w:ascii="Preeti" w:hAnsi="Preeti"/>
@@ -1519,16 +2654,75 @@
         </w:rPr>
         <w:tab/>
       </w:r>
-      <w:r>
-        <w:rPr>
-          <w:rFonts w:ascii="Preeti" w:hAnsi="Preeti"/>
-          <w:bCs/>
-          <w:sz w:val="44"/>
-          <w:szCs w:val="44"/>
-          <w:u w:val="single"/>
-        </w:rPr>
-        <w:t>kmf]6f] lvr .</w:t>
-      </w:r>
+      <w:proofErr w:type="spellStart"/>
+      <w:r>
+        <w:rPr>
+          <w:rFonts w:ascii="Preeti" w:hAnsi="Preeti"/>
+          <w:bCs/>
+          <w:sz w:val="44"/>
+          <w:szCs w:val="44"/>
+        </w:rPr>
+        <w:t>kmf</w:t>
+      </w:r>
+      <w:proofErr w:type="spellEnd"/>
+      <w:r>
+        <w:rPr>
+          <w:rFonts w:ascii="Preeti" w:hAnsi="Preeti"/>
+          <w:bCs/>
+          <w:sz w:val="44"/>
+          <w:szCs w:val="44"/>
+        </w:rPr>
+        <w:t xml:space="preserve">]6f] </w:t>
+      </w:r>
+      <w:r>
+        <w:rPr>
+          <w:rFonts w:ascii="Preeti" w:hAnsi="Preeti"/>
+          <w:bCs/>
+          <w:sz w:val="44"/>
+          <w:szCs w:val="44"/>
+        </w:rPr>
+        <w:tab/>
+      </w:r>
+      <w:r>
+        <w:rPr>
+          <w:rFonts w:ascii="Preeti" w:hAnsi="Preeti"/>
+          <w:bCs/>
+          <w:sz w:val="44"/>
+          <w:szCs w:val="44"/>
+        </w:rPr>
+        <w:tab/>
+      </w:r>
+      <w:r>
+        <w:rPr>
+          <w:rFonts w:ascii="Preeti" w:hAnsi="Preeti"/>
+          <w:bCs/>
+          <w:sz w:val="44"/>
+          <w:szCs w:val="44"/>
+        </w:rPr>
+        <w:tab/>
+      </w:r>
+      <w:proofErr w:type="spellStart"/>
+      <w:proofErr w:type="gramStart"/>
+      <w:r>
+        <w:rPr>
+          <w:rFonts w:ascii="Preeti" w:hAnsi="Preeti"/>
+          <w:bCs/>
+          <w:sz w:val="44"/>
+          <w:szCs w:val="44"/>
+        </w:rPr>
+        <w:t>lvr</w:t>
+      </w:r>
+      <w:proofErr w:type="spellEnd"/>
+      <w:r>
+        <w:rPr>
+          <w:rFonts w:ascii="Preeti" w:hAnsi="Preeti"/>
+          <w:bCs/>
+          <w:sz w:val="44"/>
+          <w:szCs w:val="44"/>
+        </w:rPr>
+        <w:t xml:space="preserve"> .</w:t>
+      </w:r>
+      <w:proofErr w:type="gramEnd"/>
       <w:r>
         <w:rPr>
           <w:rFonts w:ascii="Preeti" w:hAnsi="Preeti"/>
@@ -1604,16 +2798,74 @@
           <w:szCs w:val="44"/>
         </w:rPr>
         <w:tab/>
-      </w:r>
-      <w:r>
-        <w:rPr>
-          <w:rFonts w:ascii="Preeti" w:hAnsi="Preeti"/>
-          <w:bCs/>
-          <w:sz w:val="44"/>
-          <w:szCs w:val="44"/>
-          <w:u w:val="single"/>
-        </w:rPr>
-        <w:t>v]nf}gf v]n .</w:t>
+        <w:t>v]</w:t>
+      </w:r>
+      <w:proofErr w:type="spellStart"/>
+      <w:r>
+        <w:rPr>
+          <w:rFonts w:ascii="Preeti" w:hAnsi="Preeti"/>
+          <w:bCs/>
+          <w:sz w:val="44"/>
+          <w:szCs w:val="44"/>
+        </w:rPr>
+        <w:t>nf</w:t>
+      </w:r>
+      <w:proofErr w:type="spellEnd"/>
+      <w:r>
+        <w:rPr>
+          <w:rFonts w:ascii="Preeti" w:hAnsi="Preeti"/>
+          <w:bCs/>
+          <w:sz w:val="44"/>
+          <w:szCs w:val="44"/>
+        </w:rPr>
+        <w:t xml:space="preserve">}gf </w:t>
+      </w:r>
+      <w:r>
+        <w:rPr>
+          <w:rFonts w:ascii="Preeti" w:hAnsi="Preeti"/>
+          <w:bCs/>
+          <w:sz w:val="44"/>
+          <w:szCs w:val="44"/>
+        </w:rPr>
+        <w:tab/>
+      </w:r>
+      <w:r>
+        <w:rPr>
+          <w:rFonts w:ascii="Preeti" w:hAnsi="Preeti"/>
+          <w:bCs/>
+          <w:sz w:val="44"/>
+          <w:szCs w:val="44"/>
+        </w:rPr>
+        <w:tab/>
+      </w:r>
+      <w:r>
+        <w:rPr>
+          <w:rFonts w:ascii="Preeti" w:hAnsi="Preeti"/>
+          <w:bCs/>
+          <w:sz w:val="44"/>
+          <w:szCs w:val="44"/>
+        </w:rPr>
+        <w:tab/>
+      </w:r>
+      <w:proofErr w:type="gramStart"/>
+      <w:r>
+        <w:rPr>
+          <w:rFonts w:ascii="Preeti" w:hAnsi="Preeti"/>
+          <w:bCs/>
+          <w:sz w:val="44"/>
+          <w:szCs w:val="44"/>
+        </w:rPr>
+        <w:t>v]n</w:t>
+      </w:r>
+      <w:proofErr w:type="gramEnd"/>
+      <w:r>
+        <w:rPr>
+          <w:rFonts w:ascii="Preeti" w:hAnsi="Preeti"/>
+          <w:bCs/>
+          <w:sz w:val="44"/>
+          <w:szCs w:val="44"/>
+        </w:rPr>
+        <w:t xml:space="preserve"> .</w:t>
       </w:r>
       <w:r>
         <w:rPr>
@@ -1853,6 +3105,7 @@
                                   <w:szCs w:val="50"/>
                                 </w:rPr>
                               </w:pPr>
+                              <w:proofErr w:type="spellStart"/>
                               <w:r>
                                 <w:rPr>
                                   <w:rFonts w:ascii="Preeti" w:hAnsi="Preeti"/>
@@ -1862,6 +3115,7 @@
                                 </w:rPr>
                                 <w:t>nf</w:t>
                               </w:r>
+                              <w:proofErr w:type="spellEnd"/>
                               <w:r>
                                 <w:rPr>
                                   <w:rFonts w:ascii="Preeti" w:hAnsi="Preeti"/>
@@ -1930,6 +3184,7 @@
                                   <w:szCs w:val="44"/>
                                 </w:rPr>
                               </w:pPr>
+                              <w:proofErr w:type="spellStart"/>
                               <w:r>
                                 <w:rPr>
                                   <w:rFonts w:ascii="Preeti" w:hAnsi="Preeti"/>
@@ -1937,7 +3192,17 @@
                                   <w:sz w:val="44"/>
                                   <w:szCs w:val="44"/>
                                 </w:rPr>
-                                <w:t>df}</w:t>
+                                <w:t>df</w:t>
+                              </w:r>
+                              <w:proofErr w:type="spellEnd"/>
+                              <w:r>
+                                <w:rPr>
+                                  <w:rFonts w:ascii="Preeti" w:hAnsi="Preeti"/>
+                                  <w:color w:val="0D0D0D" w:themeColor="text1" w:themeTint="F2"/>
+                                  <w:sz w:val="44"/>
+                                  <w:szCs w:val="44"/>
+                                </w:rPr>
+                                <w:t>}</w:t>
                               </w:r>
                             </w:p>
                           </w:txbxContent>
@@ -2257,6 +3522,7 @@
                             <w:szCs w:val="50"/>
                           </w:rPr>
                         </w:pPr>
+                        <w:proofErr w:type="spellStart"/>
                         <w:r>
                           <w:rPr>
                             <w:rFonts w:ascii="Preeti" w:hAnsi="Preeti"/>
@@ -2266,6 +3532,7 @@
                           </w:rPr>
                           <w:t>nf</w:t>
                         </w:r>
+                        <w:proofErr w:type="spellEnd"/>
                         <w:r>
                           <w:rPr>
                             <w:rFonts w:ascii="Preeti" w:hAnsi="Preeti"/>
@@ -2293,6 +3560,7 @@
                             <w:szCs w:val="44"/>
                           </w:rPr>
                         </w:pPr>
+                        <w:proofErr w:type="spellStart"/>
                         <w:r>
                           <w:rPr>
                             <w:rFonts w:ascii="Preeti" w:hAnsi="Preeti"/>
@@ -2300,7 +3568,17 @@
                             <w:sz w:val="44"/>
                             <w:szCs w:val="44"/>
                           </w:rPr>
-                          <w:t>df}</w:t>
+                          <w:t>df</w:t>
+                        </w:r>
+                        <w:proofErr w:type="spellEnd"/>
+                        <w:r>
+                          <w:rPr>
+                            <w:rFonts w:ascii="Preeti" w:hAnsi="Preeti"/>
+                            <w:color w:val="0D0D0D" w:themeColor="text1" w:themeTint="F2"/>
+                            <w:sz w:val="44"/>
+                            <w:szCs w:val="44"/>
+                          </w:rPr>
+                          <w:t>}</w:t>
                         </w:r>
                       </w:p>
                     </w:txbxContent>
@@ -2386,7 +3664,47 @@
           <w:szCs w:val="44"/>
         </w:rPr>
         <w:tab/>
-        <w:t>zAb agfpg'xf];</w:t>
+      </w:r>
+      <w:proofErr w:type="spellStart"/>
+      <w:r>
+        <w:rPr>
+          <w:rFonts w:ascii="Preeti" w:hAnsi="Preeti"/>
+          <w:b/>
+          <w:sz w:val="44"/>
+          <w:szCs w:val="44"/>
+        </w:rPr>
+        <w:t>zAb</w:t>
+      </w:r>
+      <w:proofErr w:type="spellEnd"/>
+      <w:r>
+        <w:rPr>
+          <w:rFonts w:ascii="Preeti" w:hAnsi="Preeti"/>
+          <w:b/>
+          <w:sz w:val="44"/>
+          <w:szCs w:val="44"/>
+        </w:rPr>
+        <w:t xml:space="preserve"> </w:t>
+      </w:r>
+      <w:proofErr w:type="spellStart"/>
+      <w:r>
+        <w:rPr>
+          <w:rFonts w:ascii="Preeti" w:hAnsi="Preeti"/>
+          <w:b/>
+          <w:sz w:val="44"/>
+          <w:szCs w:val="44"/>
+        </w:rPr>
+        <w:t>agfpg'xf</w:t>
+      </w:r>
+      <w:proofErr w:type="spellEnd"/>
+      <w:proofErr w:type="gramStart"/>
+      <w:r>
+        <w:rPr>
+          <w:rFonts w:ascii="Preeti" w:hAnsi="Preeti"/>
+          <w:b/>
+          <w:sz w:val="44"/>
+          <w:szCs w:val="44"/>
+        </w:rPr>
+        <w:t>];</w:t>
       </w:r>
       <w:r>
         <w:rPr>
@@ -2397,6 +3715,7 @@
         </w:rPr>
         <w:t>\</w:t>
       </w:r>
+      <w:proofErr w:type="gramEnd"/>
       <w:r>
         <w:rPr>
           <w:rFonts w:ascii="Preeti" w:hAnsi="Preeti"/>
@@ -2706,7 +4025,7 @@
           </mc:Choice>
           <mc:Fallback>
             <w:pict>
-              <v:line w14:anchorId="0DF8B07C" id="Straight Connector 43" o:spid="_x0000_s1026" style="position:absolute;z-index:252173312;visibility:visible;mso-wrap-style:square;mso-wrap-distance-left:9pt;mso-wrap-distance-top:0;mso-wrap-distance-right:9pt;mso-wrap-distance-bottom:0;mso-position-horizontal:absolute;mso-position-horizontal-relative:text;mso-position-vertical:absolute;mso-position-vertical-relative:text" from="78.65pt,7.5pt" to="94.95pt,7.5pt" o:gfxdata="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" strokecolor="black [3040]" strokeweight="1pt"/>
+              <v:line w14:anchorId="268F059F" id="Straight Connector 43" o:spid="_x0000_s1026" style="position:absolute;z-index:252173312;visibility:visible;mso-wrap-style:square;mso-wrap-distance-left:9pt;mso-wrap-distance-top:0;mso-wrap-distance-right:9pt;mso-wrap-distance-bottom:0;mso-position-horizontal:absolute;mso-position-horizontal-relative:text;mso-position-vertical:absolute;mso-position-vertical-relative:text" from="78.65pt,7.5pt" to="94.95pt,7.5pt" o:gfxdata="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" strokecolor="black [3040]" strokeweight="1pt"/>
             </w:pict>
           </mc:Fallback>
         </mc:AlternateContent>
@@ -2728,7 +4047,157 @@
           <w:szCs w:val="44"/>
         </w:rPr>
         <w:tab/>
-        <w:t>P]sf/ -  } _ dfqf nfu]sf zAbx¿ n]Vg'xf];\ M</w:t>
+      </w:r>
+      <w:proofErr w:type="gramStart"/>
+      <w:r>
+        <w:rPr>
+          <w:rFonts w:ascii="Preeti" w:hAnsi="Preeti"/>
+          <w:b/>
+          <w:sz w:val="44"/>
+          <w:szCs w:val="44"/>
+        </w:rPr>
+        <w:t>P]sf</w:t>
+      </w:r>
+      <w:proofErr w:type="gramEnd"/>
+      <w:r>
+        <w:rPr>
+          <w:rFonts w:ascii="Preeti" w:hAnsi="Preeti"/>
+          <w:b/>
+          <w:sz w:val="44"/>
+          <w:szCs w:val="44"/>
+        </w:rPr>
+        <w:t xml:space="preserve">/ </w:t>
+      </w:r>
+      <w:proofErr w:type="gramStart"/>
+      <w:r>
+        <w:rPr>
+          <w:rFonts w:ascii="Preeti" w:hAnsi="Preeti"/>
+          <w:b/>
+          <w:sz w:val="44"/>
+          <w:szCs w:val="44"/>
+        </w:rPr>
+        <w:t>-  }</w:t>
+      </w:r>
+      <w:proofErr w:type="gramEnd"/>
+      <w:r>
+        <w:rPr>
+          <w:rFonts w:ascii="Preeti" w:hAnsi="Preeti"/>
+          <w:b/>
+          <w:sz w:val="44"/>
+          <w:szCs w:val="44"/>
+        </w:rPr>
+        <w:t xml:space="preserve"> _ </w:t>
+      </w:r>
+      <w:proofErr w:type="spellStart"/>
+      <w:r>
+        <w:rPr>
+          <w:rFonts w:ascii="Preeti" w:hAnsi="Preeti"/>
+          <w:b/>
+          <w:sz w:val="44"/>
+          <w:szCs w:val="44"/>
+        </w:rPr>
+        <w:t>dfqf</w:t>
+      </w:r>
+      <w:proofErr w:type="spellEnd"/>
+      <w:r>
+        <w:rPr>
+          <w:rFonts w:ascii="Preeti" w:hAnsi="Preeti"/>
+          <w:b/>
+          <w:sz w:val="44"/>
+          <w:szCs w:val="44"/>
+        </w:rPr>
+        <w:t xml:space="preserve"> </w:t>
+      </w:r>
+      <w:proofErr w:type="spellStart"/>
+      <w:proofErr w:type="gramStart"/>
+      <w:r>
+        <w:rPr>
+          <w:rFonts w:ascii="Preeti" w:hAnsi="Preeti"/>
+          <w:b/>
+          <w:sz w:val="44"/>
+          <w:szCs w:val="44"/>
+        </w:rPr>
+        <w:t>nfu</w:t>
+      </w:r>
+      <w:proofErr w:type="spellEnd"/>
+      <w:r>
+        <w:rPr>
+          <w:rFonts w:ascii="Preeti" w:hAnsi="Preeti"/>
+          <w:b/>
+          <w:sz w:val="44"/>
+          <w:szCs w:val="44"/>
+        </w:rPr>
+        <w:t>]sf</w:t>
+      </w:r>
+      <w:proofErr w:type="gramEnd"/>
+      <w:r>
+        <w:rPr>
+          <w:rFonts w:ascii="Preeti" w:hAnsi="Preeti"/>
+          <w:b/>
+          <w:sz w:val="44"/>
+          <w:szCs w:val="44"/>
+        </w:rPr>
+        <w:t xml:space="preserve"> </w:t>
+      </w:r>
+      <w:proofErr w:type="spellStart"/>
+      <w:r>
+        <w:rPr>
+          <w:rFonts w:ascii="Preeti" w:hAnsi="Preeti"/>
+          <w:b/>
+          <w:sz w:val="44"/>
+          <w:szCs w:val="44"/>
+        </w:rPr>
+        <w:t>zAbx</w:t>
+      </w:r>
+      <w:proofErr w:type="spellEnd"/>
+      <w:r>
+        <w:rPr>
+          <w:rFonts w:ascii="Preeti" w:hAnsi="Preeti"/>
+          <w:b/>
+          <w:sz w:val="44"/>
+          <w:szCs w:val="44"/>
+        </w:rPr>
+        <w:t xml:space="preserve">¿ </w:t>
+      </w:r>
+      <w:proofErr w:type="gramStart"/>
+      <w:r>
+        <w:rPr>
+          <w:rFonts w:ascii="Preeti" w:hAnsi="Preeti"/>
+          <w:b/>
+          <w:sz w:val="44"/>
+          <w:szCs w:val="44"/>
+        </w:rPr>
+        <w:t>n]</w:t>
+      </w:r>
+      <w:proofErr w:type="spellStart"/>
+      <w:r>
+        <w:rPr>
+          <w:rFonts w:ascii="Preeti" w:hAnsi="Preeti"/>
+          <w:b/>
+          <w:sz w:val="44"/>
+          <w:szCs w:val="44"/>
+        </w:rPr>
+        <w:t>Vg'xf</w:t>
+      </w:r>
+      <w:proofErr w:type="spellEnd"/>
+      <w:r>
+        <w:rPr>
+          <w:rFonts w:ascii="Preeti" w:hAnsi="Preeti"/>
+          <w:b/>
+          <w:sz w:val="44"/>
+          <w:szCs w:val="44"/>
+        </w:rPr>
+        <w:t>];\</w:t>
+      </w:r>
+      <w:proofErr w:type="gramEnd"/>
+      <w:r>
+        <w:rPr>
+          <w:rFonts w:ascii="Preeti" w:hAnsi="Preeti"/>
+          <w:b/>
+          <w:sz w:val="44"/>
+          <w:szCs w:val="44"/>
+        </w:rPr>
+        <w:t xml:space="preserve"> M</w:t>
       </w:r>
       <w:r>
         <w:rPr>
@@ -2953,7 +4422,7 @@
           </mc:Choice>
           <mc:Fallback>
             <w:pict>
-              <v:oval w14:anchorId="66C7BF32" id="Oval 46" o:spid="_x0000_s1026" style="position:absolute;margin-left:187.75pt;margin-top:4.25pt;width:16.9pt;height:15.65pt;z-index:252174336;visibility:visible;mso-wrap-style:square;mso-width-percent:0;mso-wrap-distance-left:9pt;mso-wrap-distance-top:0;mso-wrap-distance-right:9pt;mso-wrap-distance-bottom:0;mso-position-horizontal:absolute;mso-position-horizontal-relative:text;mso-position-vertical:absolute;mso-position-vertical-relative:text;mso-width-percent:0;mso-width-relative:margin;v-text-anchor:middle" o:gfxdata="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" fillcolor="white [3212]" strokecolor="black [3213]" strokeweight="1pt"/>
+              <v:oval w14:anchorId="1447274A" id="Oval 46" o:spid="_x0000_s1026" style="position:absolute;margin-left:187.75pt;margin-top:4.25pt;width:16.9pt;height:15.65pt;z-index:252174336;visibility:visible;mso-wrap-style:square;mso-width-percent:0;mso-wrap-distance-left:9pt;mso-wrap-distance-top:0;mso-wrap-distance-right:9pt;mso-wrap-distance-bottom:0;mso-position-horizontal:absolute;mso-position-horizontal-relative:text;mso-position-vertical:absolute;mso-position-vertical-relative:text;mso-width-percent:0;mso-width-relative:margin;v-text-anchor:middle" o:gfxdata="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" fillcolor="white [3212]" strokecolor="black [3213]" strokeweight="1pt"/>
             </w:pict>
           </mc:Fallback>
         </mc:AlternateContent>
@@ -2975,7 +4444,117 @@
           <w:szCs w:val="44"/>
         </w:rPr>
         <w:tab/>
-        <w:t>nofTds zAbdf uf]nf] -   _ 3]/f nufpg'xf];\ M</w:t>
+      </w:r>
+      <w:proofErr w:type="spellStart"/>
+      <w:r>
+        <w:rPr>
+          <w:rFonts w:ascii="Preeti" w:hAnsi="Preeti"/>
+          <w:b/>
+          <w:sz w:val="44"/>
+          <w:szCs w:val="44"/>
+        </w:rPr>
+        <w:t>nofTds</w:t>
+      </w:r>
+      <w:proofErr w:type="spellEnd"/>
+      <w:r>
+        <w:rPr>
+          <w:rFonts w:ascii="Preeti" w:hAnsi="Preeti"/>
+          <w:b/>
+          <w:sz w:val="44"/>
+          <w:szCs w:val="44"/>
+        </w:rPr>
+        <w:t xml:space="preserve"> </w:t>
+      </w:r>
+      <w:proofErr w:type="spellStart"/>
+      <w:r>
+        <w:rPr>
+          <w:rFonts w:ascii="Preeti" w:hAnsi="Preeti"/>
+          <w:b/>
+          <w:sz w:val="44"/>
+          <w:szCs w:val="44"/>
+        </w:rPr>
+        <w:t>zAbdf</w:t>
+      </w:r>
+      <w:proofErr w:type="spellEnd"/>
+      <w:r>
+        <w:rPr>
+          <w:rFonts w:ascii="Preeti" w:hAnsi="Preeti"/>
+          <w:b/>
+          <w:sz w:val="44"/>
+          <w:szCs w:val="44"/>
+        </w:rPr>
+        <w:t xml:space="preserve"> </w:t>
+      </w:r>
+      <w:proofErr w:type="spellStart"/>
+      <w:r>
+        <w:rPr>
+          <w:rFonts w:ascii="Preeti" w:hAnsi="Preeti"/>
+          <w:b/>
+          <w:sz w:val="44"/>
+          <w:szCs w:val="44"/>
+        </w:rPr>
+        <w:t>uf</w:t>
+      </w:r>
+      <w:proofErr w:type="spellEnd"/>
+      <w:r>
+        <w:rPr>
+          <w:rFonts w:ascii="Preeti" w:hAnsi="Preeti"/>
+          <w:b/>
+          <w:sz w:val="44"/>
+          <w:szCs w:val="44"/>
+        </w:rPr>
+        <w:t>]</w:t>
+      </w:r>
+      <w:proofErr w:type="spellStart"/>
+      <w:r>
+        <w:rPr>
+          <w:rFonts w:ascii="Preeti" w:hAnsi="Preeti"/>
+          <w:b/>
+          <w:sz w:val="44"/>
+          <w:szCs w:val="44"/>
+        </w:rPr>
+        <w:t>nf</w:t>
+      </w:r>
+      <w:proofErr w:type="spellEnd"/>
+      <w:r>
+        <w:rPr>
+          <w:rFonts w:ascii="Preeti" w:hAnsi="Preeti"/>
+          <w:b/>
+          <w:sz w:val="44"/>
+          <w:szCs w:val="44"/>
+        </w:rPr>
+        <w:t xml:space="preserve">] -   _ 3]/f </w:t>
+      </w:r>
+      <w:proofErr w:type="spellStart"/>
+      <w:r>
+        <w:rPr>
+          <w:rFonts w:ascii="Preeti" w:hAnsi="Preeti"/>
+          <w:b/>
+          <w:sz w:val="44"/>
+          <w:szCs w:val="44"/>
+        </w:rPr>
+        <w:t>nufpg'xf</w:t>
+      </w:r>
+      <w:proofErr w:type="spellEnd"/>
+      <w:proofErr w:type="gramStart"/>
+      <w:r>
+        <w:rPr>
+          <w:rFonts w:ascii="Preeti" w:hAnsi="Preeti"/>
+          <w:b/>
+          <w:sz w:val="44"/>
+          <w:szCs w:val="44"/>
+        </w:rPr>
+        <w:t>];\</w:t>
+      </w:r>
+      <w:proofErr w:type="gramEnd"/>
+      <w:r>
+        <w:rPr>
+          <w:rFonts w:ascii="Preeti" w:hAnsi="Preeti"/>
+          <w:b/>
+          <w:sz w:val="44"/>
+          <w:szCs w:val="44"/>
+        </w:rPr>
+        <w:t xml:space="preserve"> M</w:t>
       </w:r>
       <w:r>
         <w:rPr>
@@ -3059,25 +4638,56 @@
           <w:sz w:val="44"/>
           <w:szCs w:val="44"/>
         </w:rPr>
-        <w:t xml:space="preserve">/ftf] </w:t>
-      </w:r>
-      <w:r>
-        <w:rPr>
-          <w:rFonts w:ascii="Preeti" w:hAnsi="Preeti"/>
-          <w:bCs/>
-          <w:sz w:val="44"/>
-          <w:szCs w:val="44"/>
-        </w:rPr>
-        <w:tab/>
-      </w:r>
-      <w:r>
-        <w:rPr>
-          <w:rFonts w:ascii="Preeti" w:hAnsi="Preeti"/>
-          <w:bCs/>
-          <w:sz w:val="44"/>
-          <w:szCs w:val="44"/>
-        </w:rPr>
-        <w:t>vf]6</w:t>
+        <w:t>/</w:t>
+      </w:r>
+      <w:proofErr w:type="spellStart"/>
+      <w:r>
+        <w:rPr>
+          <w:rFonts w:ascii="Preeti" w:hAnsi="Preeti"/>
+          <w:bCs/>
+          <w:sz w:val="44"/>
+          <w:szCs w:val="44"/>
+        </w:rPr>
+        <w:t>ftf</w:t>
+      </w:r>
+      <w:proofErr w:type="spellEnd"/>
+      <w:r>
+        <w:rPr>
+          <w:rFonts w:ascii="Preeti" w:hAnsi="Preeti"/>
+          <w:bCs/>
+          <w:sz w:val="44"/>
+          <w:szCs w:val="44"/>
+        </w:rPr>
+        <w:t xml:space="preserve">] </w:t>
+      </w:r>
+      <w:r>
+        <w:rPr>
+          <w:rFonts w:ascii="Preeti" w:hAnsi="Preeti"/>
+          <w:bCs/>
+          <w:sz w:val="44"/>
+          <w:szCs w:val="44"/>
+        </w:rPr>
+        <w:tab/>
+      </w:r>
+      <w:proofErr w:type="spellStart"/>
+      <w:r>
+        <w:rPr>
+          <w:rFonts w:ascii="Preeti" w:hAnsi="Preeti"/>
+          <w:bCs/>
+          <w:sz w:val="44"/>
+          <w:szCs w:val="44"/>
+        </w:rPr>
+        <w:t>vf</w:t>
+      </w:r>
+      <w:proofErr w:type="spellEnd"/>
+      <w:r>
+        <w:rPr>
+          <w:rFonts w:ascii="Preeti" w:hAnsi="Preeti"/>
+          <w:bCs/>
+          <w:sz w:val="44"/>
+          <w:szCs w:val="44"/>
+        </w:rPr>
+        <w:t>]6</w:t>
       </w:r>
     </w:p>
     <w:p>
@@ -3136,14 +4746,25 @@
         </w:rPr>
         <w:tab/>
       </w:r>
-      <w:r>
-        <w:rPr>
-          <w:rFonts w:ascii="Preeti" w:hAnsi="Preeti"/>
-          <w:bCs/>
-          <w:sz w:val="44"/>
-          <w:szCs w:val="44"/>
-        </w:rPr>
-        <w:t xml:space="preserve">uf]8f </w:t>
+      <w:proofErr w:type="spellStart"/>
+      <w:r>
+        <w:rPr>
+          <w:rFonts w:ascii="Preeti" w:hAnsi="Preeti"/>
+          <w:bCs/>
+          <w:sz w:val="44"/>
+          <w:szCs w:val="44"/>
+        </w:rPr>
+        <w:t>uf</w:t>
+      </w:r>
+      <w:proofErr w:type="spellEnd"/>
+      <w:r>
+        <w:rPr>
+          <w:rFonts w:ascii="Preeti" w:hAnsi="Preeti"/>
+          <w:bCs/>
+          <w:sz w:val="44"/>
+          <w:szCs w:val="44"/>
+        </w:rPr>
+        <w:t xml:space="preserve">]8f </w:t>
       </w:r>
       <w:r>
         <w:rPr>
@@ -3220,32 +4841,65 @@
         </w:rPr>
         <w:tab/>
       </w:r>
-      <w:r>
-        <w:rPr>
-          <w:rFonts w:ascii="Preeti" w:hAnsi="Preeti"/>
-          <w:bCs/>
-          <w:sz w:val="44"/>
-          <w:szCs w:val="44"/>
-        </w:rPr>
-        <w:t xml:space="preserve">df]hf </w:t>
-      </w:r>
-      <w:r>
-        <w:rPr>
-          <w:rFonts w:ascii="Preeti" w:hAnsi="Preeti"/>
-          <w:bCs/>
-          <w:sz w:val="44"/>
-          <w:szCs w:val="44"/>
-        </w:rPr>
-        <w:tab/>
-      </w:r>
-      <w:r>
-        <w:rPr>
-          <w:rFonts w:ascii="Preeti" w:hAnsi="Preeti"/>
-          <w:bCs/>
-          <w:sz w:val="44"/>
-          <w:szCs w:val="44"/>
-        </w:rPr>
-        <w:t>ef]6f]</w:t>
+      <w:proofErr w:type="spellStart"/>
+      <w:proofErr w:type="gramStart"/>
+      <w:r>
+        <w:rPr>
+          <w:rFonts w:ascii="Preeti" w:hAnsi="Preeti"/>
+          <w:bCs/>
+          <w:sz w:val="44"/>
+          <w:szCs w:val="44"/>
+        </w:rPr>
+        <w:t>df</w:t>
+      </w:r>
+      <w:proofErr w:type="spellEnd"/>
+      <w:r>
+        <w:rPr>
+          <w:rFonts w:ascii="Preeti" w:hAnsi="Preeti"/>
+          <w:bCs/>
+          <w:sz w:val="44"/>
+          <w:szCs w:val="44"/>
+        </w:rPr>
+        <w:t>]hf</w:t>
+      </w:r>
+      <w:proofErr w:type="gramEnd"/>
+      <w:r>
+        <w:rPr>
+          <w:rFonts w:ascii="Preeti" w:hAnsi="Preeti"/>
+          <w:bCs/>
+          <w:sz w:val="44"/>
+          <w:szCs w:val="44"/>
+        </w:rPr>
+        <w:t xml:space="preserve"> </w:t>
+      </w:r>
+      <w:r>
+        <w:rPr>
+          <w:rFonts w:ascii="Preeti" w:hAnsi="Preeti"/>
+          <w:bCs/>
+          <w:sz w:val="44"/>
+          <w:szCs w:val="44"/>
+        </w:rPr>
+        <w:tab/>
+      </w:r>
+      <w:proofErr w:type="spellStart"/>
+      <w:r>
+        <w:rPr>
+          <w:rFonts w:ascii="Preeti" w:hAnsi="Preeti"/>
+          <w:bCs/>
+          <w:sz w:val="44"/>
+          <w:szCs w:val="44"/>
+        </w:rPr>
+        <w:t>ef</w:t>
+      </w:r>
+      <w:proofErr w:type="spellEnd"/>
+      <w:r>
+        <w:rPr>
+          <w:rFonts w:ascii="Preeti" w:hAnsi="Preeti"/>
+          <w:bCs/>
+          <w:sz w:val="44"/>
+          <w:szCs w:val="44"/>
+        </w:rPr>
+        <w:t>]6f]</w:t>
       </w:r>
     </w:p>
     <w:p>
@@ -3275,7 +4929,26 @@
           <w:szCs w:val="44"/>
         </w:rPr>
         <w:tab/>
-        <w:t xml:space="preserve">enf] </w:t>
+      </w:r>
+      <w:proofErr w:type="spellStart"/>
+      <w:r>
+        <w:rPr>
+          <w:rFonts w:ascii="Preeti" w:hAnsi="Preeti"/>
+          <w:bCs/>
+          <w:sz w:val="44"/>
+          <w:szCs w:val="44"/>
+        </w:rPr>
+        <w:t>enf</w:t>
+      </w:r>
+      <w:proofErr w:type="spellEnd"/>
+      <w:r>
+        <w:rPr>
+          <w:rFonts w:ascii="Preeti" w:hAnsi="Preeti"/>
+          <w:bCs/>
+          <w:sz w:val="44"/>
+          <w:szCs w:val="44"/>
+        </w:rPr>
+        <w:t xml:space="preserve">] </w:t>
       </w:r>
       <w:r>
         <w:rPr>
@@ -3311,25 +4984,65 @@
           <w:sz w:val="44"/>
           <w:szCs w:val="44"/>
         </w:rPr>
-        <w:t>v/fof]</w:t>
-      </w:r>
-      <w:r>
-        <w:rPr>
-          <w:rFonts w:ascii="Preeti" w:hAnsi="Preeti"/>
-          <w:bCs/>
-          <w:sz w:val="44"/>
-          <w:szCs w:val="44"/>
-        </w:rPr>
-        <w:tab/>
-      </w:r>
-      <w:r>
-        <w:rPr>
-          <w:rFonts w:ascii="Preeti" w:hAnsi="Preeti"/>
-          <w:bCs/>
-          <w:sz w:val="44"/>
-          <w:szCs w:val="44"/>
-        </w:rPr>
-        <w:t xml:space="preserve"> xnf]</w:t>
+        <w:t>v/</w:t>
+      </w:r>
+      <w:proofErr w:type="spellStart"/>
+      <w:r>
+        <w:rPr>
+          <w:rFonts w:ascii="Preeti" w:hAnsi="Preeti"/>
+          <w:bCs/>
+          <w:sz w:val="44"/>
+          <w:szCs w:val="44"/>
+        </w:rPr>
+        <w:t>fof</w:t>
+      </w:r>
+      <w:proofErr w:type="spellEnd"/>
+      <w:r>
+        <w:rPr>
+          <w:rFonts w:ascii="Preeti" w:hAnsi="Preeti"/>
+          <w:bCs/>
+          <w:sz w:val="44"/>
+          <w:szCs w:val="44"/>
+        </w:rPr>
+        <w:t>]</w:t>
+      </w:r>
+      <w:r>
+        <w:rPr>
+          <w:rFonts w:ascii="Preeti" w:hAnsi="Preeti"/>
+          <w:bCs/>
+          <w:sz w:val="44"/>
+          <w:szCs w:val="44"/>
+        </w:rPr>
+        <w:tab/>
+      </w:r>
+      <w:r>
+        <w:rPr>
+          <w:rFonts w:ascii="Preeti" w:hAnsi="Preeti"/>
+          <w:bCs/>
+          <w:sz w:val="44"/>
+          <w:szCs w:val="44"/>
+        </w:rPr>
+        <w:t xml:space="preserve"> </w:t>
+      </w:r>
+      <w:proofErr w:type="spellStart"/>
+      <w:r>
+        <w:rPr>
+          <w:rFonts w:ascii="Preeti" w:hAnsi="Preeti"/>
+          <w:bCs/>
+          <w:sz w:val="44"/>
+          <w:szCs w:val="44"/>
+        </w:rPr>
+        <w:t>xnf</w:t>
+      </w:r>
+      <w:proofErr w:type="spellEnd"/>
+      <w:r>
+        <w:rPr>
+          <w:rFonts w:ascii="Preeti" w:hAnsi="Preeti"/>
+          <w:bCs/>
+          <w:sz w:val="44"/>
+          <w:szCs w:val="44"/>
+        </w:rPr>
+        <w:t>]</w:t>
       </w:r>
     </w:p>
     <w:p>
@@ -3359,7 +5072,37 @@
           <w:szCs w:val="44"/>
         </w:rPr>
         <w:tab/>
-        <w:t xml:space="preserve">yf]s </w:t>
+      </w:r>
+      <w:proofErr w:type="spellStart"/>
+      <w:proofErr w:type="gramStart"/>
+      <w:r>
+        <w:rPr>
+          <w:rFonts w:ascii="Preeti" w:hAnsi="Preeti"/>
+          <w:bCs/>
+          <w:sz w:val="44"/>
+          <w:szCs w:val="44"/>
+        </w:rPr>
+        <w:t>yf</w:t>
+      </w:r>
+      <w:proofErr w:type="spellEnd"/>
+      <w:r>
+        <w:rPr>
+          <w:rFonts w:ascii="Preeti" w:hAnsi="Preeti"/>
+          <w:bCs/>
+          <w:sz w:val="44"/>
+          <w:szCs w:val="44"/>
+        </w:rPr>
+        <w:t>]s</w:t>
+      </w:r>
+      <w:proofErr w:type="gramEnd"/>
+      <w:r>
+        <w:rPr>
+          <w:rFonts w:ascii="Preeti" w:hAnsi="Preeti"/>
+          <w:bCs/>
+          <w:sz w:val="44"/>
+          <w:szCs w:val="44"/>
+        </w:rPr>
+        <w:t xml:space="preserve"> </w:t>
       </w:r>
       <w:r>
         <w:rPr>
@@ -3388,33 +5131,66 @@
         </w:rPr>
         <w:tab/>
       </w:r>
-      <w:r>
-        <w:rPr>
-          <w:rFonts w:ascii="Preeti" w:hAnsi="Preeti"/>
-          <w:bCs/>
-          <w:sz w:val="44"/>
-          <w:szCs w:val="44"/>
-        </w:rPr>
-        <w:t xml:space="preserve">ef]s </w:t>
-      </w:r>
-      <w:r>
-        <w:rPr>
-          <w:rFonts w:ascii="Preeti" w:hAnsi="Preeti"/>
-          <w:bCs/>
-          <w:sz w:val="44"/>
-          <w:szCs w:val="44"/>
-        </w:rPr>
-        <w:tab/>
-      </w:r>
-      <w:r>
-        <w:rPr>
-          <w:rFonts w:ascii="Preeti" w:hAnsi="Preeti"/>
-          <w:bCs/>
-          <w:sz w:val="44"/>
-          <w:szCs w:val="44"/>
-        </w:rPr>
-        <w:t>9f]sf</w:t>
-      </w:r>
+      <w:proofErr w:type="spellStart"/>
+      <w:proofErr w:type="gramStart"/>
+      <w:r>
+        <w:rPr>
+          <w:rFonts w:ascii="Preeti" w:hAnsi="Preeti"/>
+          <w:bCs/>
+          <w:sz w:val="44"/>
+          <w:szCs w:val="44"/>
+        </w:rPr>
+        <w:t>ef</w:t>
+      </w:r>
+      <w:proofErr w:type="spellEnd"/>
+      <w:r>
+        <w:rPr>
+          <w:rFonts w:ascii="Preeti" w:hAnsi="Preeti"/>
+          <w:bCs/>
+          <w:sz w:val="44"/>
+          <w:szCs w:val="44"/>
+        </w:rPr>
+        <w:t>]s</w:t>
+      </w:r>
+      <w:proofErr w:type="gramEnd"/>
+      <w:r>
+        <w:rPr>
+          <w:rFonts w:ascii="Preeti" w:hAnsi="Preeti"/>
+          <w:bCs/>
+          <w:sz w:val="44"/>
+          <w:szCs w:val="44"/>
+        </w:rPr>
+        <w:t xml:space="preserve"> </w:t>
+      </w:r>
+      <w:r>
+        <w:rPr>
+          <w:rFonts w:ascii="Preeti" w:hAnsi="Preeti"/>
+          <w:bCs/>
+          <w:sz w:val="44"/>
+          <w:szCs w:val="44"/>
+        </w:rPr>
+        <w:tab/>
+      </w:r>
+      <w:r>
+        <w:rPr>
+          <w:rFonts w:ascii="Preeti" w:hAnsi="Preeti"/>
+          <w:bCs/>
+          <w:sz w:val="44"/>
+          <w:szCs w:val="44"/>
+        </w:rPr>
+        <w:t>9</w:t>
+      </w:r>
+      <w:proofErr w:type="gramStart"/>
+      <w:r>
+        <w:rPr>
+          <w:rFonts w:ascii="Preeti" w:hAnsi="Preeti"/>
+          <w:bCs/>
+          <w:sz w:val="44"/>
+          <w:szCs w:val="44"/>
+        </w:rPr>
+        <w:t>f]sf</w:t>
+      </w:r>
+      <w:proofErr w:type="gramEnd"/>
     </w:p>
     <w:p>
       <w:pPr>
@@ -3715,7 +5491,7 @@
           </mc:Choice>
           <mc:Fallback>
             <w:pict>
-              <v:group w14:anchorId="2A9B23B2" id="Group 139" o:spid="_x0000_s1026" style="position:absolute;margin-left:81.35pt;margin-top:53.35pt;width:446pt;height:233.05pt;z-index:252235776;mso-width-relative:margin" coordsize="56639,29595" o:gfxdata="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">
+              <v:group w14:anchorId="16ADE9F5" id="Group 139" o:spid="_x0000_s1026" style="position:absolute;margin-left:81.35pt;margin-top:53.35pt;width:446pt;height:233.05pt;z-index:252235776;mso-width-relative:margin" coordsize="56639,29595" o:gfxdata="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">
                 <v:shape id="Cloud 383" o:spid="_x0000_s1027" style="position:absolute;width:18567;height:8445;rotation:296864fd;visibility:visible;mso-wrap-style:square;v-text-anchor:middle" coordsize="43200,43200" o:gfxdata="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" path="m3900,14370c3629,11657,4261,8921,5623,6907,7775,3726,11264,3017,14005,5202,15678,909,19914,22,22456,3432,23097,1683,24328,474,25749,200v1564,-302,3126,570,4084,2281c31215,267,33501,-460,35463,690v1495,876,2567,2710,2855,4886c40046,6218,41422,7998,41982,10318v407,1684,349,3513,-164,5142c43079,17694,43520,20590,43016,23322v-670,3632,-2888,6352,-5612,6882c37391,32471,36658,34621,35395,36101v-1919,2249,-4691,2538,-6840,714c27860,39948,25999,42343,23667,43106v-2748,899,-5616,-633,-7187,-3840c12772,42310,7956,40599,5804,35472,3690,35809,1705,34024,1110,31250,679,29243,1060,27077,2113,25551,619,24354,-213,22057,-5,19704,239,16949,1845,14791,3863,14507v12,-46,25,-91,37,-137xem4693,26177nfc3809,26271,2925,25993,2160,25380t4768,9519nfc6573,35092,6200,35220,5820,35280t10658,3810nfc16211,38544,15987,37961,15810,37350m28827,34751nfc28788,35398,28698,36038,28560,36660m34129,22954nfc36133,24282,37398,27058,37380,30090m41798,15354nfc41473,16386,40978,17302,40350,18030m38324,5426nfc38379,5843,38405,6266,38400,6690m29078,3952nfc29267,3369,29516,2826,29820,2340m22141,4720nfc22218,4238,22339,3771,22500,3330m14000,5192nfc14472,5568,14908,6021,15300,6540m4127,15789nfc4024,15325,3948,14851,3900,14370e" fillcolor="white [3212]" strokecolor="black [3213]" strokeweight="1pt">
                   <v:path arrowok="t" o:connecttype="custom" o:connectlocs="201706,511754;92837,496173;297766,682267;250144,689716;708226,764200;679515,730184;1238987,679374;1227511,716695;1466868,448745;1606596,588253;1796482,300167;1734247,352482;1647169,106077;1650436,130788;1249775,77261;1281666,45746;951622,92275;967052,65101;601721,101502;657595,127855;177379,308671;167622,280930" o:connectangles="0,0,0,0,0,0,0,0,0,0,0,0,0,0,0,0,0,0,0,0,0,0"/>
                 </v:shape>
@@ -3753,7 +5529,86 @@
           <w:szCs w:val="44"/>
         </w:rPr>
         <w:tab/>
-        <w:t xml:space="preserve">nofTds zAbx¿ n]Vg'xf];\ M </w:t>
+      </w:r>
+      <w:proofErr w:type="spellStart"/>
+      <w:r>
+        <w:rPr>
+          <w:rFonts w:ascii="Preeti" w:hAnsi="Preeti"/>
+          <w:b/>
+          <w:sz w:val="44"/>
+          <w:szCs w:val="44"/>
+        </w:rPr>
+        <w:t>nofTds</w:t>
+      </w:r>
+      <w:proofErr w:type="spellEnd"/>
+      <w:r>
+        <w:rPr>
+          <w:rFonts w:ascii="Preeti" w:hAnsi="Preeti"/>
+          <w:b/>
+          <w:sz w:val="44"/>
+          <w:szCs w:val="44"/>
+        </w:rPr>
+        <w:t xml:space="preserve"> </w:t>
+      </w:r>
+      <w:proofErr w:type="spellStart"/>
+      <w:r>
+        <w:rPr>
+          <w:rFonts w:ascii="Preeti" w:hAnsi="Preeti"/>
+          <w:b/>
+          <w:sz w:val="44"/>
+          <w:szCs w:val="44"/>
+        </w:rPr>
+        <w:t>zAbx</w:t>
+      </w:r>
+      <w:proofErr w:type="spellEnd"/>
+      <w:r>
+        <w:rPr>
+          <w:rFonts w:ascii="Preeti" w:hAnsi="Preeti"/>
+          <w:b/>
+          <w:sz w:val="44"/>
+          <w:szCs w:val="44"/>
+        </w:rPr>
+        <w:t xml:space="preserve">¿ </w:t>
+      </w:r>
+      <w:proofErr w:type="gramStart"/>
+      <w:r>
+        <w:rPr>
+          <w:rFonts w:ascii="Preeti" w:hAnsi="Preeti"/>
+          <w:b/>
+          <w:sz w:val="44"/>
+          <w:szCs w:val="44"/>
+        </w:rPr>
+        <w:t>n]</w:t>
+      </w:r>
+      <w:proofErr w:type="spellStart"/>
+      <w:r>
+        <w:rPr>
+          <w:rFonts w:ascii="Preeti" w:hAnsi="Preeti"/>
+          <w:b/>
+          <w:sz w:val="44"/>
+          <w:szCs w:val="44"/>
+        </w:rPr>
+        <w:t>Vg'xf</w:t>
+      </w:r>
+      <w:proofErr w:type="spellEnd"/>
+      <w:r>
+        <w:rPr>
+          <w:rFonts w:ascii="Preeti" w:hAnsi="Preeti"/>
+          <w:b/>
+          <w:sz w:val="44"/>
+          <w:szCs w:val="44"/>
+        </w:rPr>
+        <w:t>];\</w:t>
+      </w:r>
+      <w:proofErr w:type="gramEnd"/>
+      <w:r>
+        <w:rPr>
+          <w:rFonts w:ascii="Preeti" w:hAnsi="Preeti"/>
+          <w:b/>
+          <w:sz w:val="44"/>
+          <w:szCs w:val="44"/>
+        </w:rPr>
+        <w:t xml:space="preserve"> M </w:t>
       </w:r>
       <w:r>
         <w:rPr>
@@ -3791,17 +5646,55 @@
           <w:szCs w:val="44"/>
         </w:rPr>
         <w:tab/>
-        <w:t>vn Ö</w:t>
-      </w:r>
-      <w:r>
-        <w:rPr>
-          <w:rFonts w:ascii="Preeti" w:hAnsi="Preeti"/>
-          <w:bCs/>
-          <w:sz w:val="44"/>
-          <w:szCs w:val="44"/>
-        </w:rPr>
-        <w:tab/>
-        <w:t>kfgL Ö</w:t>
+      </w:r>
+      <w:proofErr w:type="spellStart"/>
+      <w:r>
+        <w:rPr>
+          <w:rFonts w:ascii="Preeti" w:hAnsi="Preeti"/>
+          <w:bCs/>
+          <w:sz w:val="44"/>
+          <w:szCs w:val="44"/>
+        </w:rPr>
+        <w:t>vn</w:t>
+      </w:r>
+      <w:proofErr w:type="spellEnd"/>
+      <w:r>
+        <w:rPr>
+          <w:rFonts w:ascii="Preeti" w:hAnsi="Preeti"/>
+          <w:bCs/>
+          <w:sz w:val="44"/>
+          <w:szCs w:val="44"/>
+        </w:rPr>
+        <w:t xml:space="preserve"> Ö</w:t>
+      </w:r>
+      <w:r>
+        <w:rPr>
+          <w:rFonts w:ascii="Preeti" w:hAnsi="Preeti"/>
+          <w:bCs/>
+          <w:sz w:val="44"/>
+          <w:szCs w:val="44"/>
+        </w:rPr>
+        <w:tab/>
+      </w:r>
+      <w:proofErr w:type="spellStart"/>
+      <w:r>
+        <w:rPr>
+          <w:rFonts w:ascii="Preeti" w:hAnsi="Preeti"/>
+          <w:bCs/>
+          <w:sz w:val="44"/>
+          <w:szCs w:val="44"/>
+        </w:rPr>
+        <w:t>kfgL</w:t>
+      </w:r>
+      <w:proofErr w:type="spellEnd"/>
+      <w:r>
+        <w:rPr>
+          <w:rFonts w:ascii="Preeti" w:hAnsi="Preeti"/>
+          <w:bCs/>
+          <w:sz w:val="44"/>
+          <w:szCs w:val="44"/>
+        </w:rPr>
+        <w:t xml:space="preserve"> Ö</w:t>
       </w:r>
     </w:p>
     <w:p>
@@ -3829,17 +5722,55 @@
           <w:szCs w:val="44"/>
         </w:rPr>
         <w:tab/>
-        <w:t>snd Ö</w:t>
-      </w:r>
-      <w:r>
-        <w:rPr>
-          <w:rFonts w:ascii="Preeti" w:hAnsi="Preeti"/>
-          <w:bCs/>
-          <w:sz w:val="44"/>
-          <w:szCs w:val="44"/>
-        </w:rPr>
-        <w:tab/>
-        <w:t>n'uf Ö</w:t>
+      </w:r>
+      <w:proofErr w:type="spellStart"/>
+      <w:r>
+        <w:rPr>
+          <w:rFonts w:ascii="Preeti" w:hAnsi="Preeti"/>
+          <w:bCs/>
+          <w:sz w:val="44"/>
+          <w:szCs w:val="44"/>
+        </w:rPr>
+        <w:t>snd</w:t>
+      </w:r>
+      <w:proofErr w:type="spellEnd"/>
+      <w:r>
+        <w:rPr>
+          <w:rFonts w:ascii="Preeti" w:hAnsi="Preeti"/>
+          <w:bCs/>
+          <w:sz w:val="44"/>
+          <w:szCs w:val="44"/>
+        </w:rPr>
+        <w:t xml:space="preserve"> Ö</w:t>
+      </w:r>
+      <w:r>
+        <w:rPr>
+          <w:rFonts w:ascii="Preeti" w:hAnsi="Preeti"/>
+          <w:bCs/>
+          <w:sz w:val="44"/>
+          <w:szCs w:val="44"/>
+        </w:rPr>
+        <w:tab/>
+      </w:r>
+      <w:proofErr w:type="spellStart"/>
+      <w:r>
+        <w:rPr>
+          <w:rFonts w:ascii="Preeti" w:hAnsi="Preeti"/>
+          <w:bCs/>
+          <w:sz w:val="44"/>
+          <w:szCs w:val="44"/>
+        </w:rPr>
+        <w:t>n'uf</w:t>
+      </w:r>
+      <w:proofErr w:type="spellEnd"/>
+      <w:r>
+        <w:rPr>
+          <w:rFonts w:ascii="Preeti" w:hAnsi="Preeti"/>
+          <w:bCs/>
+          <w:sz w:val="44"/>
+          <w:szCs w:val="44"/>
+        </w:rPr>
+        <w:t xml:space="preserve"> Ö</w:t>
       </w:r>
     </w:p>
     <w:p>
@@ -3867,7 +5798,26 @@
           <w:szCs w:val="44"/>
         </w:rPr>
         <w:tab/>
-        <w:t>cfdf Ö</w:t>
+      </w:r>
+      <w:proofErr w:type="spellStart"/>
+      <w:r>
+        <w:rPr>
+          <w:rFonts w:ascii="Preeti" w:hAnsi="Preeti"/>
+          <w:bCs/>
+          <w:sz w:val="44"/>
+          <w:szCs w:val="44"/>
+        </w:rPr>
+        <w:t>cfdf</w:t>
+      </w:r>
+      <w:proofErr w:type="spellEnd"/>
+      <w:r>
+        <w:rPr>
+          <w:rFonts w:ascii="Preeti" w:hAnsi="Preeti"/>
+          <w:bCs/>
+          <w:sz w:val="44"/>
+          <w:szCs w:val="44"/>
+        </w:rPr>
+        <w:t xml:space="preserve"> Ö</w:t>
       </w:r>
     </w:p>
     <w:p>
@@ -4046,7 +5996,86 @@
           <w:szCs w:val="44"/>
         </w:rPr>
         <w:tab/>
-        <w:t>lrq x]/L gfd n]Vg'xf];\ M</w:t>
+      </w:r>
+      <w:proofErr w:type="spellStart"/>
+      <w:r>
+        <w:rPr>
+          <w:rFonts w:ascii="Preeti" w:hAnsi="Preeti"/>
+          <w:b/>
+          <w:sz w:val="44"/>
+          <w:szCs w:val="44"/>
+        </w:rPr>
+        <w:t>lrq</w:t>
+      </w:r>
+      <w:proofErr w:type="spellEnd"/>
+      <w:r>
+        <w:rPr>
+          <w:rFonts w:ascii="Preeti" w:hAnsi="Preeti"/>
+          <w:b/>
+          <w:sz w:val="44"/>
+          <w:szCs w:val="44"/>
+        </w:rPr>
+        <w:t xml:space="preserve"> x]/L </w:t>
+      </w:r>
+      <w:proofErr w:type="spellStart"/>
+      <w:r>
+        <w:rPr>
+          <w:rFonts w:ascii="Preeti" w:hAnsi="Preeti"/>
+          <w:b/>
+          <w:sz w:val="44"/>
+          <w:szCs w:val="44"/>
+        </w:rPr>
+        <w:t>gfd</w:t>
+      </w:r>
+      <w:proofErr w:type="spellEnd"/>
+      <w:r>
+        <w:rPr>
+          <w:rFonts w:ascii="Preeti" w:hAnsi="Preeti"/>
+          <w:b/>
+          <w:sz w:val="44"/>
+          <w:szCs w:val="44"/>
+        </w:rPr>
+        <w:t xml:space="preserve"> </w:t>
+      </w:r>
+      <w:proofErr w:type="gramStart"/>
+      <w:r>
+        <w:rPr>
+          <w:rFonts w:ascii="Preeti" w:hAnsi="Preeti"/>
+          <w:b/>
+          <w:sz w:val="44"/>
+          <w:szCs w:val="44"/>
+        </w:rPr>
+        <w:t>n]</w:t>
+      </w:r>
+      <w:proofErr w:type="spellStart"/>
+      <w:r>
+        <w:rPr>
+          <w:rFonts w:ascii="Preeti" w:hAnsi="Preeti"/>
+          <w:b/>
+          <w:sz w:val="44"/>
+          <w:szCs w:val="44"/>
+        </w:rPr>
+        <w:t>Vg'xf</w:t>
+      </w:r>
+      <w:proofErr w:type="spellEnd"/>
+      <w:r>
+        <w:rPr>
+          <w:rFonts w:ascii="Preeti" w:hAnsi="Preeti"/>
+          <w:b/>
+          <w:sz w:val="44"/>
+          <w:szCs w:val="44"/>
+        </w:rPr>
+        <w:t>];\</w:t>
+      </w:r>
+      <w:proofErr w:type="gramEnd"/>
+      <w:r>
+        <w:rPr>
+          <w:rFonts w:ascii="Preeti" w:hAnsi="Preeti"/>
+          <w:b/>
+          <w:sz w:val="44"/>
+          <w:szCs w:val="44"/>
+        </w:rPr>
+        <w:t xml:space="preserve"> M</w:t>
       </w:r>
       <w:r>
         <w:rPr>
@@ -4339,7 +6368,7 @@
           </mc:Choice>
           <mc:Fallback>
             <w:pict>
-              <v:group w14:anchorId="3AE93A5F" id="Group 379" o:spid="_x0000_s1026" style="position:absolute;margin-left:21.85pt;margin-top:50.4pt;width:499.6pt;height:53.85pt;z-index:252227584" coordsize="63451,6838" o:gfxdata="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">
+              <v:group w14:anchorId="25CD68A7" id="Group 379" o:spid="_x0000_s1026" style="position:absolute;margin-left:21.85pt;margin-top:50.4pt;width:499.6pt;height:53.85pt;z-index:252227584" coordsize="63451,6838" o:gfxdata="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">
                 <v:rect id="Rectangle 380" o:spid="_x0000_s1027" style="position:absolute;top:79;width:18122;height:6756;visibility:visible;mso-wrap-style:square;v-text-anchor:middle" o:gfxdata="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" fillcolor="white [3212]" strokecolor="black [3213]" strokeweight="1pt"/>
                 <v:rect id="Rectangle 381" o:spid="_x0000_s1028" style="position:absolute;left:22899;width:18123;height:6756;visibility:visible;mso-wrap-style:square;v-text-anchor:middle" o:gfxdata="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" fillcolor="white [3212]" strokecolor="black [3213]" strokeweight="1pt"/>
                 <v:rect id="Rectangle 382" o:spid="_x0000_s1029" style="position:absolute;left:45322;top:79;width:18129;height:6759;visibility:visible;mso-wrap-style:square;v-text-anchor:middle" o:gfxdata="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" fillcolor="white [3212]" strokecolor="black [3213]" strokeweight="1pt"/>
@@ -4801,7 +6830,7 @@
           </mc:Choice>
           <mc:Fallback>
             <w:pict>
-              <v:group w14:anchorId="779AB160" id="Group 378" o:spid="_x0000_s1026" style="position:absolute;margin-left:21.85pt;margin-top:32.85pt;width:499.6pt;height:53.85pt;z-index:252225536" coordsize="63451,6838" o:gfxdata="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">
+              <v:group w14:anchorId="437ABD7D" id="Group 378" o:spid="_x0000_s1026" style="position:absolute;margin-left:21.85pt;margin-top:32.85pt;width:499.6pt;height:53.85pt;z-index:252225536" coordsize="63451,6838" o:gfxdata="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">
                 <v:rect id="Rectangle 374" o:spid="_x0000_s1027" style="position:absolute;top:79;width:18122;height:6756;visibility:visible;mso-wrap-style:square;v-text-anchor:middle" o:gfxdata="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" fillcolor="white [3212]" strokecolor="black [3213]" strokeweight="1pt"/>
                 <v:rect id="Rectangle 375" o:spid="_x0000_s1028" style="position:absolute;left:22899;width:18123;height:6756;visibility:visible;mso-wrap-style:square;v-text-anchor:middle" o:gfxdata="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" fillcolor="white [3212]" strokecolor="black [3213]" strokeweight="1pt"/>
                 <v:rect id="Rectangle 377" o:spid="_x0000_s1029" style="position:absolute;left:45322;top:79;width:18129;height:6759;visibility:visible;mso-wrap-style:square;v-text-anchor:middle" o:gfxdata="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" fillcolor="white [3212]" strokecolor="black [3213]" strokeweight="1pt"/>
@@ -5029,7 +7058,7 @@
           </mc:Choice>
           <mc:Fallback>
             <w:pict>
-              <v:group w14:anchorId="2306D012" id="Group 146" o:spid="_x0000_s1026" style="position:absolute;margin-left:123.3pt;margin-top:55.55pt;width:246.35pt;height:75.75pt;z-index:252241920" coordsize="31284,9621" o:gfxdata="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">
+              <v:group w14:anchorId="2DFE4234" id="Group 146" o:spid="_x0000_s1026" style="position:absolute;margin-left:123.3pt;margin-top:55.55pt;width:246.35pt;height:75.75pt;z-index:252241920" coordsize="31284,9621" o:gfxdata="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">
                 <v:oval id="Oval 142" o:spid="_x0000_s1027" style="position:absolute;width:751;height:1749;visibility:visible;mso-wrap-style:square;v-text-anchor:middle" o:gfxdata="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" fillcolor="black [3200]" strokecolor="black [1600]" strokeweight="2pt"/>
                 <v:oval id="Oval 143" o:spid="_x0000_s1028" style="position:absolute;left:30533;width:751;height:1749;visibility:visible;mso-wrap-style:square;v-text-anchor:middle" o:gfxdata="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" fillcolor="black [3200]" strokecolor="black [1600]" strokeweight="2pt"/>
                 <v:oval id="Oval 144" o:spid="_x0000_s1029" style="position:absolute;top:7871;width:751;height:1750;visibility:visible;mso-wrap-style:square;v-text-anchor:middle" o:gfxdata="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" fillcolor="black [3200]" strokecolor="black [1600]" strokeweight="2pt"/>
@@ -5254,6 +7283,7 @@
                                 <w:szCs w:val="46"/>
                               </w:rPr>
                             </w:pPr>
+                            <w:proofErr w:type="spellStart"/>
                             <w:r>
                               <w:rPr>
                                 <w:rFonts w:ascii="Preeti" w:hAnsi="Preeti"/>
@@ -5262,6 +7292,7 @@
                               </w:rPr>
                               <w:t>s+z</w:t>
                             </w:r>
+                            <w:proofErr w:type="spellEnd"/>
                           </w:p>
                         </w:txbxContent>
                       </wps:txbx>
@@ -5291,6 +7322,7 @@
                           <w:szCs w:val="46"/>
                         </w:rPr>
                       </w:pPr>
+                      <w:proofErr w:type="spellStart"/>
                       <w:r>
                         <w:rPr>
                           <w:rFonts w:ascii="Preeti" w:hAnsi="Preeti"/>
@@ -5299,6 +7331,7 @@
                         </w:rPr>
                         <w:t>s+z</w:t>
                       </w:r>
+                      <w:proofErr w:type="spellEnd"/>
                     </w:p>
                   </w:txbxContent>
                 </v:textbox>
@@ -5307,6 +7340,7 @@
           </mc:Fallback>
         </mc:AlternateContent>
       </w:r>
+      <w:proofErr w:type="gramStart"/>
       <w:r>
         <w:rPr>
           <w:rFonts w:ascii="Preeti" w:hAnsi="Preeti"/>
@@ -5316,15 +7350,109 @@
         </w:rPr>
         <w:t>!)=</w:t>
       </w:r>
-      <w:r>
-        <w:rPr>
-          <w:rFonts w:ascii="Preeti" w:hAnsi="Preeti"/>
-          <w:b/>
-          <w:sz w:val="44"/>
-          <w:szCs w:val="44"/>
-        </w:rPr>
-        <w:tab/>
-        <w:t>p:t} ;'lgg] zAb;Fu hf]8f ldnfpg'xf];\ M</w:t>
+      <w:proofErr w:type="gramEnd"/>
+      <w:r>
+        <w:rPr>
+          <w:rFonts w:ascii="Preeti" w:hAnsi="Preeti"/>
+          <w:b/>
+          <w:sz w:val="44"/>
+          <w:szCs w:val="44"/>
+        </w:rPr>
+        <w:tab/>
+        <w:t>p:t</w:t>
+      </w:r>
+      <w:proofErr w:type="gramStart"/>
+      <w:r>
+        <w:rPr>
+          <w:rFonts w:ascii="Preeti" w:hAnsi="Preeti"/>
+          <w:b/>
+          <w:sz w:val="44"/>
+          <w:szCs w:val="44"/>
+        </w:rPr>
+        <w:t>} ;</w:t>
+      </w:r>
+      <w:proofErr w:type="gramEnd"/>
+      <w:r>
+        <w:rPr>
+          <w:rFonts w:ascii="Preeti" w:hAnsi="Preeti"/>
+          <w:b/>
+          <w:sz w:val="44"/>
+          <w:szCs w:val="44"/>
+        </w:rPr>
+        <w:t>'</w:t>
+      </w:r>
+      <w:proofErr w:type="spellStart"/>
+      <w:r>
+        <w:rPr>
+          <w:rFonts w:ascii="Preeti" w:hAnsi="Preeti"/>
+          <w:b/>
+          <w:sz w:val="44"/>
+          <w:szCs w:val="44"/>
+        </w:rPr>
+        <w:t>lgg</w:t>
+      </w:r>
+      <w:proofErr w:type="spellEnd"/>
+      <w:r>
+        <w:rPr>
+          <w:rFonts w:ascii="Preeti" w:hAnsi="Preeti"/>
+          <w:b/>
+          <w:sz w:val="44"/>
+          <w:szCs w:val="44"/>
+        </w:rPr>
+        <w:t xml:space="preserve">] </w:t>
+      </w:r>
+      <w:proofErr w:type="spellStart"/>
+      <w:proofErr w:type="gramStart"/>
+      <w:r>
+        <w:rPr>
+          <w:rFonts w:ascii="Preeti" w:hAnsi="Preeti"/>
+          <w:b/>
+          <w:sz w:val="44"/>
+          <w:szCs w:val="44"/>
+        </w:rPr>
+        <w:t>zAb;Fu</w:t>
+      </w:r>
+      <w:proofErr w:type="spellEnd"/>
+      <w:proofErr w:type="gramEnd"/>
+      <w:r>
+        <w:rPr>
+          <w:rFonts w:ascii="Preeti" w:hAnsi="Preeti"/>
+          <w:b/>
+          <w:sz w:val="44"/>
+          <w:szCs w:val="44"/>
+        </w:rPr>
+        <w:t xml:space="preserve"> hf]8f </w:t>
+      </w:r>
+      <w:proofErr w:type="spellStart"/>
+      <w:r>
+        <w:rPr>
+          <w:rFonts w:ascii="Preeti" w:hAnsi="Preeti"/>
+          <w:b/>
+          <w:sz w:val="44"/>
+          <w:szCs w:val="44"/>
+        </w:rPr>
+        <w:t>ldnfpg'xf</w:t>
+      </w:r>
+      <w:proofErr w:type="spellEnd"/>
+      <w:proofErr w:type="gramStart"/>
+      <w:r>
+        <w:rPr>
+          <w:rFonts w:ascii="Preeti" w:hAnsi="Preeti"/>
+          <w:b/>
+          <w:sz w:val="44"/>
+          <w:szCs w:val="44"/>
+        </w:rPr>
+        <w:t>];\</w:t>
+      </w:r>
+      <w:proofErr w:type="gramEnd"/>
+      <w:r>
+        <w:rPr>
+          <w:rFonts w:ascii="Preeti" w:hAnsi="Preeti"/>
+          <w:b/>
+          <w:sz w:val="44"/>
+          <w:szCs w:val="44"/>
+        </w:rPr>
+        <w:t xml:space="preserve"> M</w:t>
       </w:r>
       <w:r>
         <w:rPr>
@@ -5419,13 +7547,23 @@
                                 <w:szCs w:val="46"/>
                               </w:rPr>
                             </w:pPr>
+                            <w:proofErr w:type="spellStart"/>
                             <w:r>
                               <w:rPr>
                                 <w:rFonts w:ascii="Preeti" w:hAnsi="Preeti"/>
                                 <w:sz w:val="44"/>
                                 <w:szCs w:val="44"/>
                               </w:rPr>
-                              <w:t>ef]6</w:t>
+                              <w:t>ef</w:t>
+                            </w:r>
+                            <w:proofErr w:type="spellEnd"/>
+                            <w:r>
+                              <w:rPr>
+                                <w:rFonts w:ascii="Preeti" w:hAnsi="Preeti"/>
+                                <w:sz w:val="44"/>
+                                <w:szCs w:val="44"/>
+                              </w:rPr>
+                              <w:t>]6</w:t>
                             </w:r>
                           </w:p>
                         </w:txbxContent>
@@ -5456,13 +7594,23 @@
                           <w:szCs w:val="46"/>
                         </w:rPr>
                       </w:pPr>
+                      <w:proofErr w:type="spellStart"/>
                       <w:r>
                         <w:rPr>
                           <w:rFonts w:ascii="Preeti" w:hAnsi="Preeti"/>
                           <w:sz w:val="44"/>
                           <w:szCs w:val="44"/>
                         </w:rPr>
-                        <w:t>ef]6</w:t>
+                        <w:t>ef</w:t>
+                      </w:r>
+                      <w:proofErr w:type="spellEnd"/>
+                      <w:r>
+                        <w:rPr>
+                          <w:rFonts w:ascii="Preeti" w:hAnsi="Preeti"/>
+                          <w:sz w:val="44"/>
+                          <w:szCs w:val="44"/>
+                        </w:rPr>
+                        <w:t>]6</w:t>
                       </w:r>
                     </w:p>
                   </w:txbxContent>
@@ -5536,13 +7684,23 @@
                                 <w:szCs w:val="46"/>
                               </w:rPr>
                             </w:pPr>
+                            <w:proofErr w:type="spellStart"/>
                             <w:r>
                               <w:rPr>
                                 <w:rFonts w:ascii="Preeti" w:hAnsi="Preeti"/>
                                 <w:sz w:val="44"/>
                                 <w:szCs w:val="44"/>
                               </w:rPr>
-                              <w:t>df}/L</w:t>
+                              <w:t>df</w:t>
+                            </w:r>
+                            <w:proofErr w:type="spellEnd"/>
+                            <w:r>
+                              <w:rPr>
+                                <w:rFonts w:ascii="Preeti" w:hAnsi="Preeti"/>
+                                <w:sz w:val="44"/>
+                                <w:szCs w:val="44"/>
+                              </w:rPr>
+                              <w:t>}/L</w:t>
                             </w:r>
                           </w:p>
                         </w:txbxContent>
@@ -5573,13 +7731,23 @@
                           <w:szCs w:val="46"/>
                         </w:rPr>
                       </w:pPr>
+                      <w:proofErr w:type="spellStart"/>
                       <w:r>
                         <w:rPr>
                           <w:rFonts w:ascii="Preeti" w:hAnsi="Preeti"/>
                           <w:sz w:val="44"/>
                           <w:szCs w:val="44"/>
                         </w:rPr>
-                        <w:t>df}/L</w:t>
+                        <w:t>df</w:t>
+                      </w:r>
+                      <w:proofErr w:type="spellEnd"/>
+                      <w:r>
+                        <w:rPr>
+                          <w:rFonts w:ascii="Preeti" w:hAnsi="Preeti"/>
+                          <w:sz w:val="44"/>
+                          <w:szCs w:val="44"/>
+                        </w:rPr>
+                        <w:t>}/L</w:t>
                       </w:r>
                     </w:p>
                   </w:txbxContent>
@@ -5825,7 +7993,7 @@
           </mc:Choice>
           <mc:Fallback>
             <w:pict>
-              <v:group w14:anchorId="2A412853" id="Group 147" o:spid="_x0000_s1026" style="position:absolute;margin-left:123.25pt;margin-top:62.5pt;width:246.35pt;height:75.75pt;z-index:252243968" coordsize="31284,9621" o:gfxdata="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">
+              <v:group w14:anchorId="236279A6" id="Group 147" o:spid="_x0000_s1026" style="position:absolute;margin-left:123.25pt;margin-top:62.5pt;width:246.35pt;height:75.75pt;z-index:252243968" coordsize="31284,9621" o:gfxdata="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">
                 <v:oval id="Oval 148" o:spid="_x0000_s1027" style="position:absolute;width:751;height:1749;visibility:visible;mso-wrap-style:square;v-text-anchor:middle" o:gfxdata="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" fillcolor="black [3200]" strokecolor="black [1600]" strokeweight="2pt"/>
                 <v:oval id="Oval 149" o:spid="_x0000_s1028" style="position:absolute;left:30533;width:751;height:1749;visibility:visible;mso-wrap-style:square;v-text-anchor:middle" o:gfxdata="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" fillcolor="black [3200]" strokecolor="black [1600]" strokeweight="2pt"/>
                 <v:oval id="Oval 150" o:spid="_x0000_s1029" style="position:absolute;top:7871;width:751;height:1750;visibility:visible;mso-wrap-style:square;v-text-anchor:middle" o:gfxdata="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" fillcolor="black [3200]" strokecolor="black [1600]" strokeweight="2pt"/>
@@ -6016,6 +8184,7 @@
                                 <w:szCs w:val="46"/>
                               </w:rPr>
                             </w:pPr>
+                            <w:proofErr w:type="spellStart"/>
                             <w:r>
                               <w:rPr>
                                 <w:rFonts w:ascii="Preeti" w:hAnsi="Preeti"/>
@@ -6024,6 +8193,7 @@
                               </w:rPr>
                               <w:t>c+z</w:t>
                             </w:r>
+                            <w:proofErr w:type="spellEnd"/>
                           </w:p>
                         </w:txbxContent>
                       </wps:txbx>
@@ -6053,6 +8223,7 @@
                           <w:szCs w:val="46"/>
                         </w:rPr>
                       </w:pPr>
+                      <w:proofErr w:type="spellStart"/>
                       <w:r>
                         <w:rPr>
                           <w:rFonts w:ascii="Preeti" w:hAnsi="Preeti"/>
@@ -6061,6 +8232,7 @@
                         </w:rPr>
                         <w:t>c+z</w:t>
                       </w:r>
+                      <w:proofErr w:type="spellEnd"/>
                     </w:p>
                   </w:txbxContent>
                 </v:textbox>
@@ -6183,13 +8355,23 @@
                                 <w:szCs w:val="46"/>
                               </w:rPr>
                             </w:pPr>
+                            <w:proofErr w:type="spellStart"/>
                             <w:r>
                               <w:rPr>
                                 <w:rFonts w:ascii="Preeti" w:hAnsi="Preeti"/>
                                 <w:sz w:val="44"/>
                                 <w:szCs w:val="44"/>
                               </w:rPr>
-                              <w:t>cfn'</w:t>
+                              <w:t>cfn</w:t>
+                            </w:r>
+                            <w:proofErr w:type="spellEnd"/>
+                            <w:r>
+                              <w:rPr>
+                                <w:rFonts w:ascii="Preeti" w:hAnsi="Preeti"/>
+                                <w:sz w:val="44"/>
+                                <w:szCs w:val="44"/>
+                              </w:rPr>
+                              <w:t>'</w:t>
                             </w:r>
                           </w:p>
                         </w:txbxContent>
@@ -6220,13 +8402,23 @@
                           <w:szCs w:val="46"/>
                         </w:rPr>
                       </w:pPr>
+                      <w:proofErr w:type="spellStart"/>
                       <w:r>
                         <w:rPr>
                           <w:rFonts w:ascii="Preeti" w:hAnsi="Preeti"/>
                           <w:sz w:val="44"/>
                           <w:szCs w:val="44"/>
                         </w:rPr>
-                        <w:t>cfn'</w:t>
+                        <w:t>cfn</w:t>
+                      </w:r>
+                      <w:proofErr w:type="spellEnd"/>
+                      <w:r>
+                        <w:rPr>
+                          <w:rFonts w:ascii="Preeti" w:hAnsi="Preeti"/>
+                          <w:sz w:val="44"/>
+                          <w:szCs w:val="44"/>
+                        </w:rPr>
+                        <w:t>'</w:t>
                       </w:r>
                     </w:p>
                   </w:txbxContent>
@@ -6300,6 +8492,7 @@
                                 <w:szCs w:val="46"/>
                               </w:rPr>
                             </w:pPr>
+                            <w:proofErr w:type="spellStart"/>
                             <w:r>
                               <w:rPr>
                                 <w:rFonts w:ascii="Preeti" w:hAnsi="Preeti"/>
@@ -6308,6 +8501,7 @@
                               </w:rPr>
                               <w:t>lrq</w:t>
                             </w:r>
+                            <w:proofErr w:type="spellEnd"/>
                           </w:p>
                         </w:txbxContent>
                       </wps:txbx>
@@ -6337,6 +8531,7 @@
                           <w:szCs w:val="46"/>
                         </w:rPr>
                       </w:pPr>
+                      <w:proofErr w:type="spellStart"/>
                       <w:r>
                         <w:rPr>
                           <w:rFonts w:ascii="Preeti" w:hAnsi="Preeti"/>
@@ -6345,6 +8540,7 @@
                         </w:rPr>
                         <w:t>lrq</w:t>
                       </w:r>
+                      <w:proofErr w:type="spellEnd"/>
                     </w:p>
                   </w:txbxContent>
                 </v:textbox>
@@ -6576,7 +8772,7 @@
           </mc:Choice>
           <mc:Fallback>
             <w:pict>
-              <v:group w14:anchorId="7215DA0D" id="Group 152" o:spid="_x0000_s1026" style="position:absolute;margin-left:123.25pt;margin-top:53.05pt;width:246.35pt;height:75.75pt;z-index:252246016" coordsize="31284,9621" o:gfxdata="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">
+              <v:group w14:anchorId="00A41AF8" id="Group 152" o:spid="_x0000_s1026" style="position:absolute;margin-left:123.25pt;margin-top:53.05pt;width:246.35pt;height:75.75pt;z-index:252246016" coordsize="31284,9621" o:gfxdata="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">
                 <v:oval id="Oval 153" o:spid="_x0000_s1027" style="position:absolute;width:751;height:1749;visibility:visible;mso-wrap-style:square;v-text-anchor:middle" o:gfxdata="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" fillcolor="black [3200]" strokecolor="black [1600]" strokeweight="2pt"/>
                 <v:oval id="Oval 154" o:spid="_x0000_s1028" style="position:absolute;left:30533;width:751;height:1749;visibility:visible;mso-wrap-style:square;v-text-anchor:middle" o:gfxdata="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" fillcolor="black [3200]" strokecolor="black [1600]" strokeweight="2pt"/>
                 <v:oval id="Oval 155" o:spid="_x0000_s1029" style="position:absolute;top:7871;width:751;height:1750;visibility:visible;mso-wrap-style:square;v-text-anchor:middle" o:gfxdata="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" fillcolor="black [3200]" strokecolor="black [1600]" strokeweight="2pt"/>
@@ -6650,6 +8846,7 @@
                                 <w:szCs w:val="46"/>
                               </w:rPr>
                             </w:pPr>
+                            <w:proofErr w:type="spellStart"/>
                             <w:r>
                               <w:rPr>
                                 <w:rFonts w:ascii="Preeti" w:hAnsi="Preeti"/>
@@ -6658,6 +8855,7 @@
                               </w:rPr>
                               <w:t>leq</w:t>
                             </w:r>
+                            <w:proofErr w:type="spellEnd"/>
                           </w:p>
                         </w:txbxContent>
                       </wps:txbx>
@@ -6687,6 +8885,7 @@
                           <w:szCs w:val="46"/>
                         </w:rPr>
                       </w:pPr>
+                      <w:proofErr w:type="spellStart"/>
                       <w:r>
                         <w:rPr>
                           <w:rFonts w:ascii="Preeti" w:hAnsi="Preeti"/>
@@ -6695,6 +8894,7 @@
                         </w:rPr>
                         <w:t>leq</w:t>
                       </w:r>
+                      <w:proofErr w:type="spellEnd"/>
                     </w:p>
                   </w:txbxContent>
                 </v:textbox>
@@ -6767,6 +8967,7 @@
                                 <w:szCs w:val="46"/>
                               </w:rPr>
                             </w:pPr>
+                            <w:proofErr w:type="spellStart"/>
                             <w:r>
                               <w:rPr>
                                 <w:rFonts w:ascii="Preeti" w:hAnsi="Preeti"/>
@@ -6775,6 +8976,7 @@
                               </w:rPr>
                               <w:t>hfnL</w:t>
                             </w:r>
+                            <w:proofErr w:type="spellEnd"/>
                           </w:p>
                         </w:txbxContent>
                       </wps:txbx>
@@ -6804,6 +9006,7 @@
                           <w:szCs w:val="46"/>
                         </w:rPr>
                       </w:pPr>
+                      <w:proofErr w:type="spellStart"/>
                       <w:r>
                         <w:rPr>
                           <w:rFonts w:ascii="Preeti" w:hAnsi="Preeti"/>
@@ -6812,6 +9015,7 @@
                         </w:rPr>
                         <w:t>hfnL</w:t>
                       </w:r>
+                      <w:proofErr w:type="spellEnd"/>
                     </w:p>
                   </w:txbxContent>
                 </v:textbox>
@@ -6925,13 +9129,23 @@
                                 <w:szCs w:val="46"/>
                               </w:rPr>
                             </w:pPr>
+                            <w:proofErr w:type="spellStart"/>
                             <w:r>
                               <w:rPr>
                                 <w:rFonts w:ascii="Preeti" w:hAnsi="Preeti"/>
                                 <w:sz w:val="44"/>
                                 <w:szCs w:val="44"/>
                               </w:rPr>
-                              <w:t>efn'</w:t>
+                              <w:t>efn</w:t>
+                            </w:r>
+                            <w:proofErr w:type="spellEnd"/>
+                            <w:r>
+                              <w:rPr>
+                                <w:rFonts w:ascii="Preeti" w:hAnsi="Preeti"/>
+                                <w:sz w:val="44"/>
+                                <w:szCs w:val="44"/>
+                              </w:rPr>
+                              <w:t>'</w:t>
                             </w:r>
                           </w:p>
                         </w:txbxContent>
@@ -6962,13 +9176,23 @@
                           <w:szCs w:val="46"/>
                         </w:rPr>
                       </w:pPr>
+                      <w:proofErr w:type="spellStart"/>
                       <w:r>
                         <w:rPr>
                           <w:rFonts w:ascii="Preeti" w:hAnsi="Preeti"/>
                           <w:sz w:val="44"/>
                           <w:szCs w:val="44"/>
                         </w:rPr>
-                        <w:t>efn'</w:t>
+                        <w:t>efn</w:t>
+                      </w:r>
+                      <w:proofErr w:type="spellEnd"/>
+                      <w:r>
+                        <w:rPr>
+                          <w:rFonts w:ascii="Preeti" w:hAnsi="Preeti"/>
+                          <w:sz w:val="44"/>
+                          <w:szCs w:val="44"/>
+                        </w:rPr>
+                        <w:t>'</w:t>
                       </w:r>
                     </w:p>
                   </w:txbxContent>
@@ -7043,6 +9267,7 @@
                                 <w:szCs w:val="46"/>
                               </w:rPr>
                             </w:pPr>
+                            <w:proofErr w:type="spellStart"/>
                             <w:r>
                               <w:rPr>
                                 <w:rFonts w:ascii="Preeti" w:hAnsi="Preeti"/>
@@ -7051,6 +9276,7 @@
                               </w:rPr>
                               <w:t>tfnL</w:t>
                             </w:r>
+                            <w:proofErr w:type="spellEnd"/>
                           </w:p>
                         </w:txbxContent>
                       </wps:txbx>
@@ -7080,6 +9306,7 @@
                           <w:szCs w:val="46"/>
                         </w:rPr>
                       </w:pPr>
+                      <w:proofErr w:type="spellStart"/>
                       <w:r>
                         <w:rPr>
                           <w:rFonts w:ascii="Preeti" w:hAnsi="Preeti"/>
@@ -7088,6 +9315,7 @@
                         </w:rPr>
                         <w:t>tfnL</w:t>
                       </w:r>
+                      <w:proofErr w:type="spellEnd"/>
                     </w:p>
                   </w:txbxContent>
                 </v:textbox>
@@ -8075,7 +10303,7 @@
           </mc:Choice>
           <mc:Fallback>
             <w:pict>
-              <v:group w14:anchorId="78DCEA3B" id="Group 372" o:spid="_x0000_s1026" style="position:absolute;margin-left:36.25pt;margin-top:41.85pt;width:478.9pt;height:276.1pt;z-index:252219392" coordsize="60822,35065" o:gfxdata="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">
+              <v:group w14:anchorId="4A25A4E9" id="Group 372" o:spid="_x0000_s1026" style="position:absolute;margin-left:36.25pt;margin-top:41.85pt;width:478.9pt;height:276.1pt;z-index:252219392" coordsize="60822,35065" o:gfxdata="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">
                 <v:shapetype id="_x0000_t75" coordsize="21600,21600" o:spt="75" o:preferrelative="t" path="m@4@5l@4@11@9@11@9@5xe" filled="f" stroked="f">
                   <v:stroke joinstyle="miter"/>
                   <v:formulas>
@@ -8159,6 +10387,15 @@
           <w:szCs w:val="44"/>
         </w:rPr>
         <w:tab/>
+      </w:r>
+      <w:proofErr w:type="spellStart"/>
+      <w:r>
+        <w:rPr>
+          <w:rFonts w:ascii="Preeti" w:hAnsi="Preeti"/>
+          <w:b/>
+          <w:sz w:val="44"/>
+          <w:szCs w:val="44"/>
+        </w:rPr>
         <w:t>lr</w:t>
       </w:r>
       <w:r>
@@ -8168,7 +10405,57 @@
           <w:sz w:val="44"/>
           <w:szCs w:val="44"/>
         </w:rPr>
-        <w:t>q x]/L ldNg] zAbdf 7Ls -</w:t>
+        <w:t>q</w:t>
+      </w:r>
+      <w:proofErr w:type="spellEnd"/>
+      <w:r>
+        <w:rPr>
+          <w:rFonts w:ascii="Preeti" w:hAnsi="Preeti"/>
+          <w:b/>
+          <w:sz w:val="44"/>
+          <w:szCs w:val="44"/>
+        </w:rPr>
+        <w:t xml:space="preserve"> x]/L </w:t>
+      </w:r>
+      <w:proofErr w:type="spellStart"/>
+      <w:r>
+        <w:rPr>
+          <w:rFonts w:ascii="Preeti" w:hAnsi="Preeti"/>
+          <w:b/>
+          <w:sz w:val="44"/>
+          <w:szCs w:val="44"/>
+        </w:rPr>
+        <w:t>ldNg</w:t>
+      </w:r>
+      <w:proofErr w:type="spellEnd"/>
+      <w:r>
+        <w:rPr>
+          <w:rFonts w:ascii="Preeti" w:hAnsi="Preeti"/>
+          <w:b/>
+          <w:sz w:val="44"/>
+          <w:szCs w:val="44"/>
+        </w:rPr>
+        <w:t xml:space="preserve">] </w:t>
+      </w:r>
+      <w:proofErr w:type="spellStart"/>
+      <w:r>
+        <w:rPr>
+          <w:rFonts w:ascii="Preeti" w:hAnsi="Preeti"/>
+          <w:b/>
+          <w:sz w:val="44"/>
+          <w:szCs w:val="44"/>
+        </w:rPr>
+        <w:t>zAbdf</w:t>
+      </w:r>
+      <w:proofErr w:type="spellEnd"/>
+      <w:r>
+        <w:rPr>
+          <w:rFonts w:ascii="Preeti" w:hAnsi="Preeti"/>
+          <w:b/>
+          <w:sz w:val="44"/>
+          <w:szCs w:val="44"/>
+        </w:rPr>
+        <w:t xml:space="preserve"> 7Ls -</w:t>
       </w:r>
       <w:r>
         <w:rPr>
@@ -8186,7 +10473,58 @@
           <w:sz w:val="44"/>
           <w:szCs w:val="44"/>
         </w:rPr>
-        <w:t>_ lrXg nufpg'xf];\ M</w:t>
+        <w:t xml:space="preserve">_ </w:t>
+      </w:r>
+      <w:proofErr w:type="spellStart"/>
+      <w:r>
+        <w:rPr>
+          <w:rFonts w:ascii="Preeti" w:hAnsi="Preeti"/>
+          <w:b/>
+          <w:sz w:val="44"/>
+          <w:szCs w:val="44"/>
+        </w:rPr>
+        <w:t>lrXg</w:t>
+      </w:r>
+      <w:proofErr w:type="spellEnd"/>
+      <w:r>
+        <w:rPr>
+          <w:rFonts w:ascii="Preeti" w:hAnsi="Preeti"/>
+          <w:b/>
+          <w:sz w:val="44"/>
+          <w:szCs w:val="44"/>
+        </w:rPr>
+        <w:t xml:space="preserve"> </w:t>
+      </w:r>
+      <w:proofErr w:type="spellStart"/>
+      <w:r>
+        <w:rPr>
+          <w:rFonts w:ascii="Preeti" w:hAnsi="Preeti"/>
+          <w:b/>
+          <w:sz w:val="44"/>
+          <w:szCs w:val="44"/>
+        </w:rPr>
+        <w:t>nufpg'xf</w:t>
+      </w:r>
+      <w:proofErr w:type="spellEnd"/>
+      <w:proofErr w:type="gramStart"/>
+      <w:r>
+        <w:rPr>
+          <w:rFonts w:ascii="Preeti" w:hAnsi="Preeti"/>
+          <w:b/>
+          <w:sz w:val="44"/>
+          <w:szCs w:val="44"/>
+        </w:rPr>
+        <w:t>];\</w:t>
+      </w:r>
+      <w:proofErr w:type="gramEnd"/>
+      <w:r>
+        <w:rPr>
+          <w:rFonts w:ascii="Preeti" w:hAnsi="Preeti"/>
+          <w:b/>
+          <w:sz w:val="44"/>
+          <w:szCs w:val="44"/>
+        </w:rPr>
+        <w:t xml:space="preserve"> M</w:t>
       </w:r>
       <w:r>
         <w:rPr>
@@ -8244,6 +10582,7 @@
         </w:rPr>
         <w:tab/>
       </w:r>
+      <w:proofErr w:type="spellStart"/>
       <w:r>
         <w:rPr>
           <w:rFonts w:ascii="Preeti" w:hAnsi="Preeti"/>
@@ -8253,6 +10592,7 @@
         </w:rPr>
         <w:t>kft</w:t>
       </w:r>
+      <w:proofErr w:type="spellEnd"/>
       <w:r>
         <w:rPr>
           <w:rFonts w:ascii="Preeti" w:hAnsi="Preeti"/>
@@ -8318,8 +10658,18 @@
           <w:szCs w:val="44"/>
         </w:rPr>
         <w:tab/>
+      </w:r>
+      <w:proofErr w:type="spellStart"/>
+      <w:r>
+        <w:rPr>
+          <w:rFonts w:ascii="Preeti" w:hAnsi="Preeti"/>
+          <w:bCs/>
+          <w:sz w:val="44"/>
+          <w:szCs w:val="44"/>
+        </w:rPr>
         <w:t>kfgL</w:t>
       </w:r>
+      <w:proofErr w:type="spellEnd"/>
     </w:p>
     <w:p>
       <w:pPr>
@@ -8384,18 +10734,39 @@
           <w:szCs w:val="44"/>
         </w:rPr>
         <w:tab/>
+      </w:r>
+      <w:proofErr w:type="spellStart"/>
+      <w:r>
+        <w:rPr>
+          <w:rFonts w:ascii="Preeti" w:hAnsi="Preeti"/>
+          <w:bCs/>
+          <w:sz w:val="44"/>
+          <w:szCs w:val="44"/>
+        </w:rPr>
         <w:t>dfnf</w:t>
       </w:r>
-      <w:r>
-        <w:rPr>
-          <w:rFonts w:ascii="Preeti" w:hAnsi="Preeti"/>
-          <w:bCs/>
-          <w:sz w:val="44"/>
-          <w:szCs w:val="44"/>
-        </w:rPr>
-        <w:tab/>
-        <w:t>/fgL</w:t>
-      </w:r>
+      <w:proofErr w:type="spellEnd"/>
+      <w:r>
+        <w:rPr>
+          <w:rFonts w:ascii="Preeti" w:hAnsi="Preeti"/>
+          <w:bCs/>
+          <w:sz w:val="44"/>
+          <w:szCs w:val="44"/>
+        </w:rPr>
+        <w:tab/>
+        <w:t>/</w:t>
+      </w:r>
+      <w:proofErr w:type="spellStart"/>
+      <w:r>
+        <w:rPr>
+          <w:rFonts w:ascii="Preeti" w:hAnsi="Preeti"/>
+          <w:bCs/>
+          <w:sz w:val="44"/>
+          <w:szCs w:val="44"/>
+        </w:rPr>
+        <w:t>fgL</w:t>
+      </w:r>
+      <w:proofErr w:type="spellEnd"/>
     </w:p>
     <w:p>
       <w:pPr>
@@ -8451,8 +10822,18 @@
           <w:szCs w:val="44"/>
         </w:rPr>
         <w:tab/>
+      </w:r>
+      <w:proofErr w:type="spellStart"/>
+      <w:r>
+        <w:rPr>
+          <w:rFonts w:ascii="Preeti" w:hAnsi="Preeti"/>
+          <w:bCs/>
+          <w:sz w:val="44"/>
+          <w:szCs w:val="44"/>
+        </w:rPr>
         <w:t>gbL</w:t>
       </w:r>
+      <w:proofErr w:type="spellEnd"/>
     </w:p>
     <w:p>
       <w:pPr>
@@ -8517,18 +10898,38 @@
           <w:szCs w:val="44"/>
         </w:rPr>
         <w:tab/>
+      </w:r>
+      <w:proofErr w:type="spellStart"/>
+      <w:r>
+        <w:rPr>
+          <w:rFonts w:ascii="Preeti" w:hAnsi="Preeti"/>
+          <w:bCs/>
+          <w:sz w:val="44"/>
+          <w:szCs w:val="44"/>
+        </w:rPr>
         <w:t>k'tnL</w:t>
       </w:r>
-      <w:r>
-        <w:rPr>
-          <w:rFonts w:ascii="Preeti" w:hAnsi="Preeti"/>
-          <w:bCs/>
-          <w:sz w:val="44"/>
-          <w:szCs w:val="44"/>
-        </w:rPr>
-        <w:tab/>
+      <w:proofErr w:type="spellEnd"/>
+      <w:r>
+        <w:rPr>
+          <w:rFonts w:ascii="Preeti" w:hAnsi="Preeti"/>
+          <w:bCs/>
+          <w:sz w:val="44"/>
+          <w:szCs w:val="44"/>
+        </w:rPr>
+        <w:tab/>
+      </w:r>
+      <w:proofErr w:type="spellStart"/>
+      <w:r>
+        <w:rPr>
+          <w:rFonts w:ascii="Preeti" w:hAnsi="Preeti"/>
+          <w:bCs/>
+          <w:sz w:val="44"/>
+          <w:szCs w:val="44"/>
+        </w:rPr>
         <w:t>h"g</w:t>
       </w:r>
+      <w:proofErr w:type="spellEnd"/>
     </w:p>
     <w:p>
       <w:pPr>
@@ -8574,18 +10975,38 @@
           <w:szCs w:val="44"/>
         </w:rPr>
         <w:tab/>
+      </w:r>
+      <w:proofErr w:type="spellStart"/>
+      <w:r>
+        <w:rPr>
+          <w:rFonts w:ascii="Preeti" w:hAnsi="Preeti"/>
+          <w:bCs/>
+          <w:sz w:val="44"/>
+          <w:szCs w:val="44"/>
+        </w:rPr>
         <w:t>u'nfa</w:t>
       </w:r>
-      <w:r>
-        <w:rPr>
-          <w:rFonts w:ascii="Preeti" w:hAnsi="Preeti"/>
-          <w:bCs/>
-          <w:sz w:val="44"/>
-          <w:szCs w:val="44"/>
-        </w:rPr>
-        <w:tab/>
+      <w:proofErr w:type="spellEnd"/>
+      <w:r>
+        <w:rPr>
+          <w:rFonts w:ascii="Preeti" w:hAnsi="Preeti"/>
+          <w:bCs/>
+          <w:sz w:val="44"/>
+          <w:szCs w:val="44"/>
+        </w:rPr>
+        <w:tab/>
+      </w:r>
+      <w:proofErr w:type="spellStart"/>
+      <w:r>
+        <w:rPr>
+          <w:rFonts w:ascii="Preeti" w:hAnsi="Preeti"/>
+          <w:bCs/>
+          <w:sz w:val="44"/>
+          <w:szCs w:val="44"/>
+        </w:rPr>
         <w:t>w"k</w:t>
       </w:r>
+      <w:proofErr w:type="spellEnd"/>
     </w:p>
     <w:p>
       <w:pPr>
@@ -8626,15 +11047,28 @@
           <w:szCs w:val="44"/>
         </w:rPr>
       </w:pPr>
-      <w:r>
-        <w:rPr>
-          <w:rFonts w:ascii="Preeti" w:hAnsi="Preeti"/>
-          <w:b/>
-          <w:sz w:val="44"/>
-          <w:szCs w:val="44"/>
-        </w:rPr>
-        <w:t>;dfKt</w:t>
-      </w:r>
+      <w:proofErr w:type="gramStart"/>
+      <w:r>
+        <w:rPr>
+          <w:rFonts w:ascii="Preeti" w:hAnsi="Preeti"/>
+          <w:b/>
+          <w:sz w:val="44"/>
+          <w:szCs w:val="44"/>
+        </w:rPr>
+        <w:t>;</w:t>
+      </w:r>
+      <w:proofErr w:type="spellStart"/>
+      <w:r>
+        <w:rPr>
+          <w:rFonts w:ascii="Preeti" w:hAnsi="Preeti"/>
+          <w:b/>
+          <w:sz w:val="44"/>
+          <w:szCs w:val="44"/>
+        </w:rPr>
+        <w:t>dfKt</w:t>
+      </w:r>
+      <w:proofErr w:type="spellEnd"/>
+      <w:proofErr w:type="gramEnd"/>
     </w:p>
     <w:sectPr>
       <w:pgSz w:w="11909" w:h="16834" w:code="9"/>
